--- a/syllabus.docx
+++ b/syllabus.docx
@@ -2141,7 +2141,7 @@
                 <w:rPr>
                   <w:rStyle w:val="Hyperlink"/>
                 </w:rPr>
-                <w:t xml:space="preserve">Data Privacy</w:t>
+                <w:t xml:space="preserve">Data Privacy and Algorithmic Bias</w:t>
               </w:r>
             </w:hyperlink>
           </w:p>
@@ -2974,7 +2974,7 @@
                 <w:rPr>
                   <w:rStyle w:val="Hyperlink"/>
                 </w:rPr>
-                <w:t xml:space="preserve">Labor Replacement II (or education)</w:t>
+                <w:t xml:space="preserve">Labor Replacement II</w:t>
               </w:r>
             </w:hyperlink>
           </w:p>

--- a/syllabus.docx
+++ b/syllabus.docx
@@ -2801,7 +2801,7 @@
       </w:tr>
     </w:tbl>
     <w:bookmarkEnd w:id="83"/>
-    <w:bookmarkStart w:id="84" w:name="unit-v-public-policy"/>
+    <w:bookmarkStart w:id="84" w:name="unit-v-policy"/>
     <w:p>
       <w:pPr>
         <w:pStyle w:val="Heading2"/>
@@ -2817,7 +2817,7 @@
           <w:i/>
           <w:iCs/>
         </w:rPr>
-        <w:t xml:space="preserve">Public Policy</w:t>
+        <w:t xml:space="preserve">Policy</w:t>
       </w:r>
     </w:p>
     <w:tbl>

--- a/syllabus.docx
+++ b/syllabus.docx
@@ -2245,7 +2245,7 @@
       </w:tr>
     </w:tbl>
     <w:bookmarkEnd w:id="80"/>
-    <w:bookmarkStart w:id="82" w:name="unit-iii-business"/>
+    <w:bookmarkStart w:id="85" w:name="unit-iii-business"/>
     <w:p>
       <w:pPr>
         <w:pStyle w:val="Heading2"/>
@@ -2413,7 +2413,7 @@
               <w:pStyle w:val="Compact"/>
               <w:jc w:val="left"/>
             </w:pPr>
-            <w:hyperlink r:id="rId81">
+            <w:hyperlink r:id="rId82">
               <w:r>
                 <w:rPr>
                   <w:rStyle w:val="Hyperlink"/>
@@ -2460,7 +2460,7 @@
               <w:pStyle w:val="Compact"/>
               <w:jc w:val="left"/>
             </w:pPr>
-            <w:hyperlink r:id="rId81">
+            <w:hyperlink r:id="rId83">
               <w:r>
                 <w:rPr>
                   <w:rStyle w:val="Hyperlink"/>
@@ -2507,7 +2507,7 @@
               <w:pStyle w:val="Compact"/>
               <w:jc w:val="left"/>
             </w:pPr>
-            <w:hyperlink r:id="rId81">
+            <w:hyperlink r:id="rId84">
               <w:r>
                 <w:rPr>
                   <w:rStyle w:val="Hyperlink"/>
@@ -2521,8 +2521,8 @@
         </w:tc>
       </w:tr>
     </w:tbl>
-    <w:bookmarkEnd w:id="82"/>
-    <w:bookmarkStart w:id="83" w:name="unit-iv-geopolitics"/>
+    <w:bookmarkEnd w:id="85"/>
+    <w:bookmarkStart w:id="87" w:name="unit-iv-geopolitics"/>
     <w:p>
       <w:pPr>
         <w:pStyle w:val="Heading2"/>
@@ -2630,7 +2630,7 @@
               <w:pStyle w:val="Compact"/>
               <w:jc w:val="left"/>
             </w:pPr>
-            <w:hyperlink r:id="rId81">
+            <w:hyperlink r:id="rId86">
               <w:r>
                 <w:rPr>
                   <w:rStyle w:val="Hyperlink"/>
@@ -2692,7 +2692,7 @@
             <w:r>
               <w:t xml:space="preserve"> </w:t>
             </w:r>
-            <w:hyperlink r:id="rId81">
+            <w:hyperlink r:id="rId86">
               <w:r>
                 <w:rPr>
                   <w:rStyle w:val="Hyperlink"/>
@@ -2739,7 +2739,7 @@
               <w:pStyle w:val="Compact"/>
               <w:jc w:val="left"/>
             </w:pPr>
-            <w:hyperlink r:id="rId81">
+            <w:hyperlink r:id="rId86">
               <w:r>
                 <w:rPr>
                   <w:rStyle w:val="Hyperlink"/>
@@ -2786,7 +2786,7 @@
               <w:pStyle w:val="Compact"/>
               <w:jc w:val="left"/>
             </w:pPr>
-            <w:hyperlink r:id="rId81">
+            <w:hyperlink r:id="rId86">
               <w:r>
                 <w:rPr>
                   <w:rStyle w:val="Hyperlink"/>
@@ -2800,8 +2800,8 @@
         </w:tc>
       </w:tr>
     </w:tbl>
-    <w:bookmarkEnd w:id="83"/>
-    <w:bookmarkStart w:id="84" w:name="unit-v-policy"/>
+    <w:bookmarkEnd w:id="87"/>
+    <w:bookmarkStart w:id="88" w:name="unit-v-policy"/>
     <w:p>
       <w:pPr>
         <w:pStyle w:val="Heading2"/>
@@ -2922,7 +2922,7 @@
             <w:r>
               <w:t xml:space="preserve"> </w:t>
             </w:r>
-            <w:hyperlink r:id="rId81">
+            <w:hyperlink r:id="rId86">
               <w:r>
                 <w:rPr>
                   <w:rStyle w:val="Hyperlink"/>
@@ -2969,7 +2969,7 @@
               <w:pStyle w:val="Compact"/>
               <w:jc w:val="left"/>
             </w:pPr>
-            <w:hyperlink r:id="rId81">
+            <w:hyperlink r:id="rId86">
               <w:r>
                 <w:rPr>
                   <w:rStyle w:val="Hyperlink"/>
@@ -3016,7 +3016,7 @@
               <w:pStyle w:val="Compact"/>
               <w:jc w:val="left"/>
             </w:pPr>
-            <w:hyperlink r:id="rId81">
+            <w:hyperlink r:id="rId86">
               <w:r>
                 <w:rPr>
                   <w:rStyle w:val="Hyperlink"/>
@@ -3063,7 +3063,7 @@
               <w:pStyle w:val="Compact"/>
               <w:jc w:val="left"/>
             </w:pPr>
-            <w:hyperlink r:id="rId81">
+            <w:hyperlink r:id="rId86">
               <w:r>
                 <w:rPr>
                   <w:rStyle w:val="Hyperlink"/>
@@ -3077,8 +3077,8 @@
         </w:tc>
       </w:tr>
     </w:tbl>
-    <w:bookmarkEnd w:id="84"/>
-    <w:bookmarkStart w:id="85" w:name="unit-vi-humanity"/>
+    <w:bookmarkEnd w:id="88"/>
+    <w:bookmarkStart w:id="89" w:name="unit-vi-humanity"/>
     <w:p>
       <w:pPr>
         <w:pStyle w:val="Heading2"/>
@@ -3199,7 +3199,7 @@
             <w:r>
               <w:t xml:space="preserve"> </w:t>
             </w:r>
-            <w:hyperlink r:id="rId81">
+            <w:hyperlink r:id="rId86">
               <w:r>
                 <w:rPr>
                   <w:rStyle w:val="Hyperlink"/>
@@ -3246,7 +3246,7 @@
               <w:pStyle w:val="Compact"/>
               <w:jc w:val="left"/>
             </w:pPr>
-            <w:hyperlink r:id="rId81">
+            <w:hyperlink r:id="rId86">
               <w:r>
                 <w:rPr>
                   <w:rStyle w:val="Hyperlink"/>
@@ -3293,7 +3293,7 @@
               <w:pStyle w:val="Compact"/>
               <w:jc w:val="left"/>
             </w:pPr>
-            <w:hyperlink r:id="rId81">
+            <w:hyperlink r:id="rId86">
               <w:r>
                 <w:rPr>
                   <w:rStyle w:val="Hyperlink"/>
@@ -3340,7 +3340,7 @@
               <w:pStyle w:val="Compact"/>
               <w:jc w:val="left"/>
             </w:pPr>
-            <w:hyperlink r:id="rId81">
+            <w:hyperlink r:id="rId86">
               <w:r>
                 <w:rPr>
                   <w:rStyle w:val="Hyperlink"/>
@@ -3389,7 +3389,7 @@
               <w:pStyle w:val="Compact"/>
               <w:jc w:val="left"/>
             </w:pPr>
-            <w:hyperlink r:id="rId81">
+            <w:hyperlink r:id="rId86">
               <w:r>
                 <w:rPr>
                   <w:rStyle w:val="Hyperlink"/>
@@ -3438,7 +3438,7 @@
               <w:pStyle w:val="Compact"/>
               <w:jc w:val="left"/>
             </w:pPr>
-            <w:hyperlink r:id="rId81">
+            <w:hyperlink r:id="rId86">
               <w:r>
                 <w:rPr>
                   <w:rStyle w:val="Hyperlink"/>
@@ -3494,8 +3494,8 @@
         <w:t xml:space="preserve">- lecture day; no student discussion leader</w:t>
       </w:r>
     </w:p>
-    <w:bookmarkEnd w:id="85"/>
-    <w:bookmarkStart w:id="86" w:name="notes"/>
+    <w:bookmarkEnd w:id="89"/>
+    <w:bookmarkStart w:id="90" w:name="notes"/>
     <w:p>
       <w:pPr>
         <w:pStyle w:val="Heading2"/>
@@ -3560,8 +3560,8 @@
         <w:t xml:space="preserve">are expected to read or listen to the primary source(s), scan secondary readings, and select one or more of the secondary or background readings to read in further depth, as well.</w:t>
       </w:r>
     </w:p>
-    <w:bookmarkEnd w:id="86"/>
-    <w:bookmarkStart w:id="116" w:name="campus-academic-resources-policies"/>
+    <w:bookmarkEnd w:id="90"/>
+    <w:bookmarkStart w:id="122" w:name="campus-academic-resources-policies"/>
     <w:p>
       <w:pPr>
         <w:pStyle w:val="Heading2"/>
@@ -3580,7 +3580,7 @@
       <w:r>
         <w:t xml:space="preserve"> </w:t>
       </w:r>
-      <w:hyperlink r:id="rId87">
+      <w:hyperlink r:id="rId91">
         <w:r>
           <w:rPr>
             <w:rStyle w:val="Hyperlink"/>
@@ -3592,7 +3592,7 @@
         <w:t xml:space="preserve">.</w:t>
       </w:r>
     </w:p>
-    <w:bookmarkStart w:id="88" w:name="academic-drop-deadline"/>
+    <w:bookmarkStart w:id="92" w:name="academic-drop-deadline"/>
     <w:p>
       <w:pPr>
         <w:pStyle w:val="Heading3"/>
@@ -3633,8 +3633,8 @@
         <w:t xml:space="preserve">classes (Flexibly formatted classes) have different deadlines and will need to check MySlice for the Academic and Financial Drop deadlines that pertain to their class.</w:t>
       </w:r>
     </w:p>
-    <w:bookmarkEnd w:id="88"/>
-    <w:bookmarkStart w:id="91" w:name="academic-integrity"/>
+    <w:bookmarkEnd w:id="92"/>
+    <w:bookmarkStart w:id="95" w:name="academic-integrity"/>
     <w:p>
       <w:pPr>
         <w:pStyle w:val="Heading3"/>
@@ -3653,7 +3653,7 @@
       <w:r>
         <w:t xml:space="preserve"> </w:t>
       </w:r>
-      <w:hyperlink r:id="rId89">
+      <w:hyperlink r:id="rId93">
         <w:r>
           <w:rPr>
             <w:rStyle w:val="Hyperlink"/>
@@ -3670,7 +3670,7 @@
       <w:r>
         <w:t xml:space="preserve"> </w:t>
       </w:r>
-      <w:hyperlink r:id="rId90">
+      <w:hyperlink r:id="rId94">
         <w:r>
           <w:rPr>
             <w:rStyle w:val="Hyperlink"/>
@@ -3701,8 +3701,8 @@
         <w:t xml:space="preserve">Students found in violation of the policy are subject to grade sanctions determined by the course instructor and non-grade sanctions determined by the School or College where the course is offered. Students may not drop or withdraw from courses in which they face a suspected violation. Any established violation in this course may result in course failure regardless of violation level.</w:t>
       </w:r>
     </w:p>
-    <w:bookmarkEnd w:id="91"/>
-    <w:bookmarkStart w:id="93" w:name="artificial-intelligence"/>
+    <w:bookmarkEnd w:id="95"/>
+    <w:bookmarkStart w:id="97" w:name="artificial-intelligence"/>
     <w:p>
       <w:pPr>
         <w:pStyle w:val="Heading3"/>
@@ -3745,7 +3745,7 @@
       <w:r>
         <w:t xml:space="preserve"> </w:t>
       </w:r>
-      <w:hyperlink r:id="rId92">
+      <w:hyperlink r:id="rId96">
         <w:r>
           <w:rPr>
             <w:rStyle w:val="Hyperlink"/>
@@ -3765,8 +3765,8 @@
         <w:t xml:space="preserve">I, as the instructor, may use generative AI tools to help develop course materials. When I do, I take full responsibility for reviewing and verifying all AI-generated content to ensure it is accurate, appropriate and aligned with our learning objectives. All final course materials represent my professional judgment about what will best support your learning.</w:t>
       </w:r>
     </w:p>
-    <w:bookmarkEnd w:id="93"/>
-    <w:bookmarkStart w:id="94" w:name="academic-integrity-online"/>
+    <w:bookmarkEnd w:id="97"/>
+    <w:bookmarkStart w:id="98" w:name="academic-integrity-online"/>
     <w:p>
       <w:pPr>
         <w:pStyle w:val="Heading3"/>
@@ -3791,8 +3791,8 @@
         <w:t xml:space="preserve">Using websites that charge fees or require uploading of course material (e.g., Chegg, Course Hero) to obtain exam solutions or assignments completed by others and present the work as your own violates academic integrity expectations in this course and may be classified as a Level 3 violation, resulting in suspension or expulsion from Syracuse University.</w:t>
       </w:r>
     </w:p>
-    <w:bookmarkEnd w:id="94"/>
-    <w:bookmarkStart w:id="98" w:name="attendance-policy"/>
+    <w:bookmarkEnd w:id="98"/>
+    <w:bookmarkStart w:id="102" w:name="attendance-policy"/>
     <w:p>
       <w:pPr>
         <w:pStyle w:val="Heading3"/>
@@ -3813,7 +3813,7 @@
       <w:pPr>
         <w:pStyle w:val="BodyText"/>
       </w:pPr>
-      <w:hyperlink r:id="rId95">
+      <w:hyperlink r:id="rId99">
         <w:r>
           <w:rPr>
             <w:rStyle w:val="Hyperlink"/>
@@ -3824,7 +3824,7 @@
       <w:r>
         <w:t xml:space="preserve"> </w:t>
       </w:r>
-      <w:hyperlink r:id="rId96">
+      <w:hyperlink r:id="rId100">
         <w:r>
           <w:rPr>
             <w:rStyle w:val="Hyperlink"/>
@@ -3871,7 +3871,7 @@
       <w:r>
         <w:t xml:space="preserve"> </w:t>
       </w:r>
-      <w:hyperlink r:id="rId97">
+      <w:hyperlink r:id="rId101">
         <w:r>
           <w:rPr>
             <w:rStyle w:val="Hyperlink"/>
@@ -3883,8 +3883,8 @@
         <w:t xml:space="preserve">.</w:t>
       </w:r>
     </w:p>
-    <w:bookmarkEnd w:id="98"/>
-    <w:bookmarkStart w:id="102" w:name="blackboard-1"/>
+    <w:bookmarkEnd w:id="102"/>
+    <w:bookmarkStart w:id="106" w:name="blackboard-1"/>
     <w:p>
       <w:pPr>
         <w:pStyle w:val="Heading3"/>
@@ -3911,7 +3911,7 @@
       <w:r>
         <w:t xml:space="preserve"> </w:t>
       </w:r>
-      <w:hyperlink r:id="rId99">
+      <w:hyperlink r:id="rId103">
         <w:r>
           <w:rPr>
             <w:rStyle w:val="Hyperlink"/>
@@ -3925,7 +3925,7 @@
       <w:r>
         <w:t xml:space="preserve"> </w:t>
       </w:r>
-      <w:hyperlink r:id="rId100">
+      <w:hyperlink r:id="rId104">
         <w:r>
           <w:rPr>
             <w:rStyle w:val="Hyperlink"/>
@@ -3939,7 +3939,7 @@
       <w:r>
         <w:t xml:space="preserve"> </w:t>
       </w:r>
-      <w:hyperlink r:id="rId101">
+      <w:hyperlink r:id="rId105">
         <w:r>
           <w:rPr>
             <w:rStyle w:val="Hyperlink"/>
@@ -3951,8 +3951,8 @@
         <w:t xml:space="preserve">.</w:t>
       </w:r>
     </w:p>
-    <w:bookmarkEnd w:id="102"/>
-    <w:bookmarkStart w:id="104" w:name="discrimination-and-harassment"/>
+    <w:bookmarkEnd w:id="106"/>
+    <w:bookmarkStart w:id="108" w:name="discrimination-and-harassment"/>
     <w:p>
       <w:pPr>
         <w:pStyle w:val="Heading3"/>
@@ -3979,7 +3979,7 @@
       <w:r>
         <w:t xml:space="preserve"> </w:t>
       </w:r>
-      <w:hyperlink r:id="rId103">
+      <w:hyperlink r:id="rId107">
         <w:r>
           <w:rPr>
             <w:rStyle w:val="Hyperlink"/>
@@ -3991,8 +3991,8 @@
         <w:t xml:space="preserve">; or by telephone: 315-443-4018.</w:t>
       </w:r>
     </w:p>
-    <w:bookmarkEnd w:id="104"/>
-    <w:bookmarkStart w:id="105" w:name="diversity"/>
+    <w:bookmarkEnd w:id="108"/>
+    <w:bookmarkStart w:id="109" w:name="diversity"/>
     <w:p>
       <w:pPr>
         <w:pStyle w:val="Heading3"/>
@@ -4009,8 +4009,8 @@
         <w:t xml:space="preserve">It is the intent of this course for students from all diverse backgrounds and perspectives to be well served by this course, that students’ learning needs be addressed both in and out of class, and that the diversity that students bring to this class be viewed as a resource, strength, and benefit. It is also critical to present materials and activities that are respectful of diversity: gender, sexuality, disability, age, socioeconomic status, ethnicity, race, and culture. Your suggestions are encouraged and appreciated. Please let your instructor know ways to improve the effectiveness of the course for you personally or for other students or student groups.</w:t>
       </w:r>
     </w:p>
-    <w:bookmarkEnd w:id="105"/>
-    <w:bookmarkStart w:id="107" w:name="disability"/>
+    <w:bookmarkEnd w:id="109"/>
+    <w:bookmarkStart w:id="111" w:name="disability"/>
     <w:p>
       <w:pPr>
         <w:pStyle w:val="Heading3"/>
@@ -4037,7 +4037,7 @@
       <w:r>
         <w:t xml:space="preserve"> </w:t>
       </w:r>
-      <w:hyperlink r:id="rId106">
+      <w:hyperlink r:id="rId110">
         <w:r>
           <w:rPr>
             <w:rStyle w:val="Hyperlink"/>
@@ -4060,8 +4060,8 @@
         <w:t xml:space="preserve">CDR is responsible for coordinating disability-related academic accommodations and will work with the student to develop an access plan. Since academic accommodations are generally not provided retroactively, please contact CDR as soon as possible to initiate this process.</w:t>
       </w:r>
     </w:p>
-    <w:bookmarkEnd w:id="107"/>
-    <w:bookmarkStart w:id="109" w:name="faith-and-religious-accommodations"/>
+    <w:bookmarkEnd w:id="111"/>
+    <w:bookmarkStart w:id="113" w:name="faith-and-religious-accommodations"/>
     <w:p>
       <w:pPr>
         <w:pStyle w:val="Heading3"/>
@@ -4074,7 +4074,7 @@
       <w:pPr>
         <w:pStyle w:val="FirstParagraph"/>
       </w:pPr>
-      <w:hyperlink r:id="rId108">
+      <w:hyperlink r:id="rId112">
         <w:r>
           <w:rPr>
             <w:rStyle w:val="Hyperlink"/>
@@ -4089,8 +4089,8 @@
         <w:t xml:space="preserve">recognizes the diversity of faiths represented in the campus community and protects the rights of students, faculty, and staff to observe religious holy days according to their traditions. Under the policy, students are given an opportunity to make up any examination, study, or work requirements that may be missed due to a religious observance, provided they notify their instructors no later than the academic drop deadline. For observances occurring before the drop deadline, notification is required at least two academic days in advance. Students may enter their observances in MySlice under Student Services/Enrollment/My Religious Observances/Add a Notification.</w:t>
       </w:r>
     </w:p>
-    <w:bookmarkEnd w:id="109"/>
-    <w:bookmarkStart w:id="111" w:name="ferpa"/>
+    <w:bookmarkEnd w:id="113"/>
+    <w:bookmarkStart w:id="115" w:name="ferpa"/>
     <w:p>
       <w:pPr>
         <w:pStyle w:val="Heading3"/>
@@ -4109,7 +4109,7 @@
       <w:r>
         <w:t xml:space="preserve"> </w:t>
       </w:r>
-      <w:hyperlink r:id="rId110">
+      <w:hyperlink r:id="rId114">
         <w:r>
           <w:rPr>
             <w:rStyle w:val="Hyperlink"/>
@@ -4124,8 +4124,8 @@
         <w:t xml:space="preserve">or contact the Office of the Registrar (315.443.2422).</w:t>
       </w:r>
     </w:p>
-    <w:bookmarkEnd w:id="111"/>
-    <w:bookmarkStart w:id="113" w:name="health-and-wellness"/>
+    <w:bookmarkEnd w:id="115"/>
+    <w:bookmarkStart w:id="117" w:name="health-and-wellness"/>
     <w:p>
       <w:pPr>
         <w:pStyle w:val="Heading3"/>
@@ -4144,7 +4144,7 @@
       <w:r>
         <w:t xml:space="preserve"> </w:t>
       </w:r>
-      <w:hyperlink r:id="rId112">
+      <w:hyperlink r:id="rId116">
         <w:r>
           <w:rPr>
             <w:rStyle w:val="Hyperlink"/>
@@ -4159,8 +4159,8 @@
         <w:t xml:space="preserve">and seek out support for mental health concerns as needed. Counseling services are available 24/7, 365 days, at 315-443-8000.</w:t>
       </w:r>
     </w:p>
-    <w:bookmarkEnd w:id="113"/>
-    <w:bookmarkStart w:id="115" w:name="orange-alert"/>
+    <w:bookmarkEnd w:id="117"/>
+    <w:bookmarkStart w:id="119" w:name="orange-alert"/>
     <w:p>
       <w:pPr>
         <w:pStyle w:val="Heading3"/>
@@ -4207,7 +4207,7 @@
       <w:r>
         <w:t xml:space="preserve"> </w:t>
       </w:r>
-      <w:hyperlink r:id="rId114">
+      <w:hyperlink r:id="rId118">
         <w:r>
           <w:rPr>
             <w:rStyle w:val="Hyperlink"/>
@@ -4219,8 +4219,43 @@
         <w:t xml:space="preserve">.</w:t>
       </w:r>
     </w:p>
-    <w:bookmarkEnd w:id="115"/>
-    <w:bookmarkEnd w:id="116"/>
+    <w:bookmarkEnd w:id="119"/>
+    <w:bookmarkStart w:id="121" w:name="syllabus-format-note"/>
+    <w:p>
+      <w:pPr>
+        <w:pStyle w:val="Heading3"/>
+      </w:pPr>
+      <w:r>
+        <w:t xml:space="preserve">Syllabus Format Note</w:t>
+      </w:r>
+    </w:p>
+    <w:p>
+      <w:pPr>
+        <w:pStyle w:val="FirstParagraph"/>
+      </w:pPr>
+      <w:r>
+        <w:t xml:space="preserve">This syllabus is coverted automatically to your document format from its original version. Please visit</w:t>
+      </w:r>
+      <w:r>
+        <w:t xml:space="preserve"> </w:t>
+      </w:r>
+      <w:hyperlink r:id="rId120">
+        <w:r>
+          <w:rPr>
+            <w:rStyle w:val="Hyperlink"/>
+          </w:rPr>
+          <w:t xml:space="preserve">the course website</w:t>
+        </w:r>
+      </w:hyperlink>
+      <w:r>
+        <w:t xml:space="preserve"> </w:t>
+      </w:r>
+      <w:r>
+        <w:t xml:space="preserve">to see the original version and for any changes.</w:t>
+      </w:r>
+    </w:p>
+    <w:bookmarkEnd w:id="121"/>
+    <w:bookmarkEnd w:id="122"/>
     <w:sectPr>
       <w:footnotePr>
         <w:numRestart w:val="eachSect"/>

--- a/syllabus.docx
+++ b/syllabus.docx
@@ -2464,8 +2464,23 @@
               <w:r>
                 <w:rPr>
                   <w:rStyle w:val="Hyperlink"/>
+                  <w:strike/>
                 </w:rPr>
                 <w:t xml:space="preserve">Labor Replacement I</w:t>
+              </w:r>
+              <w:r>
+                <w:rPr>
+                  <w:rStyle w:val="Hyperlink"/>
+                </w:rPr>
+                <w:t xml:space="preserve"> </w:t>
+              </w:r>
+              <w:r>
+                <w:rPr>
+                  <w:rStyle w:val="Hyperlink"/>
+                  <w:i/>
+                  <w:iCs/>
+                </w:rPr>
+                <w:t xml:space="preserve">Rebooting the Singularity</w:t>
               </w:r>
             </w:hyperlink>
           </w:p>

--- a/syllabus.docx
+++ b/syllabus.docx
@@ -2480,7 +2480,7 @@
                   <w:i/>
                   <w:iCs/>
                 </w:rPr>
-                <w:t xml:space="preserve">Rebooting the Singularity</w:t>
+                <w:t xml:space="preserve">Scale and Speed</w:t>
               </w:r>
             </w:hyperlink>
           </w:p>

--- a/syllabus.docx
+++ b/syllabus.docx
@@ -2537,7 +2537,7 @@
       </w:tr>
     </w:tbl>
     <w:bookmarkEnd w:id="85"/>
-    <w:bookmarkStart w:id="87" w:name="unit-iv-geopolitics"/>
+    <w:bookmarkStart w:id="90" w:name="unit-iv-geopolitics"/>
     <w:p>
       <w:pPr>
         <w:pStyle w:val="Heading2"/>
@@ -2707,7 +2707,7 @@
             <w:r>
               <w:t xml:space="preserve"> </w:t>
             </w:r>
-            <w:hyperlink r:id="rId86">
+            <w:hyperlink r:id="rId87">
               <w:r>
                 <w:rPr>
                   <w:rStyle w:val="Hyperlink"/>
@@ -2754,7 +2754,7 @@
               <w:pStyle w:val="Compact"/>
               <w:jc w:val="left"/>
             </w:pPr>
-            <w:hyperlink r:id="rId86">
+            <w:hyperlink r:id="rId88">
               <w:r>
                 <w:rPr>
                   <w:rStyle w:val="Hyperlink"/>
@@ -2801,7 +2801,7 @@
               <w:pStyle w:val="Compact"/>
               <w:jc w:val="left"/>
             </w:pPr>
-            <w:hyperlink r:id="rId86">
+            <w:hyperlink r:id="rId89">
               <w:r>
                 <w:rPr>
                   <w:rStyle w:val="Hyperlink"/>
@@ -2815,8 +2815,8 @@
         </w:tc>
       </w:tr>
     </w:tbl>
-    <w:bookmarkEnd w:id="87"/>
-    <w:bookmarkStart w:id="88" w:name="unit-v-policy"/>
+    <w:bookmarkEnd w:id="90"/>
+    <w:bookmarkStart w:id="92" w:name="unit-v-policy"/>
     <w:p>
       <w:pPr>
         <w:pStyle w:val="Heading2"/>
@@ -2937,7 +2937,7 @@
             <w:r>
               <w:t xml:space="preserve"> </w:t>
             </w:r>
-            <w:hyperlink r:id="rId86">
+            <w:hyperlink r:id="rId91">
               <w:r>
                 <w:rPr>
                   <w:rStyle w:val="Hyperlink"/>
@@ -2984,7 +2984,7 @@
               <w:pStyle w:val="Compact"/>
               <w:jc w:val="left"/>
             </w:pPr>
-            <w:hyperlink r:id="rId86">
+            <w:hyperlink r:id="rId91">
               <w:r>
                 <w:rPr>
                   <w:rStyle w:val="Hyperlink"/>
@@ -3031,7 +3031,7 @@
               <w:pStyle w:val="Compact"/>
               <w:jc w:val="left"/>
             </w:pPr>
-            <w:hyperlink r:id="rId86">
+            <w:hyperlink r:id="rId91">
               <w:r>
                 <w:rPr>
                   <w:rStyle w:val="Hyperlink"/>
@@ -3078,7 +3078,7 @@
               <w:pStyle w:val="Compact"/>
               <w:jc w:val="left"/>
             </w:pPr>
-            <w:hyperlink r:id="rId86">
+            <w:hyperlink r:id="rId91">
               <w:r>
                 <w:rPr>
                   <w:rStyle w:val="Hyperlink"/>
@@ -3092,8 +3092,8 @@
         </w:tc>
       </w:tr>
     </w:tbl>
-    <w:bookmarkEnd w:id="88"/>
-    <w:bookmarkStart w:id="89" w:name="unit-vi-humanity"/>
+    <w:bookmarkEnd w:id="92"/>
+    <w:bookmarkStart w:id="93" w:name="unit-vi-humanity"/>
     <w:p>
       <w:pPr>
         <w:pStyle w:val="Heading2"/>
@@ -3214,7 +3214,7 @@
             <w:r>
               <w:t xml:space="preserve"> </w:t>
             </w:r>
-            <w:hyperlink r:id="rId86">
+            <w:hyperlink r:id="rId91">
               <w:r>
                 <w:rPr>
                   <w:rStyle w:val="Hyperlink"/>
@@ -3261,7 +3261,7 @@
               <w:pStyle w:val="Compact"/>
               <w:jc w:val="left"/>
             </w:pPr>
-            <w:hyperlink r:id="rId86">
+            <w:hyperlink r:id="rId91">
               <w:r>
                 <w:rPr>
                   <w:rStyle w:val="Hyperlink"/>
@@ -3308,7 +3308,7 @@
               <w:pStyle w:val="Compact"/>
               <w:jc w:val="left"/>
             </w:pPr>
-            <w:hyperlink r:id="rId86">
+            <w:hyperlink r:id="rId91">
               <w:r>
                 <w:rPr>
                   <w:rStyle w:val="Hyperlink"/>
@@ -3355,7 +3355,7 @@
               <w:pStyle w:val="Compact"/>
               <w:jc w:val="left"/>
             </w:pPr>
-            <w:hyperlink r:id="rId86">
+            <w:hyperlink r:id="rId91">
               <w:r>
                 <w:rPr>
                   <w:rStyle w:val="Hyperlink"/>
@@ -3404,7 +3404,7 @@
               <w:pStyle w:val="Compact"/>
               <w:jc w:val="left"/>
             </w:pPr>
-            <w:hyperlink r:id="rId86">
+            <w:hyperlink r:id="rId91">
               <w:r>
                 <w:rPr>
                   <w:rStyle w:val="Hyperlink"/>
@@ -3453,7 +3453,7 @@
               <w:pStyle w:val="Compact"/>
               <w:jc w:val="left"/>
             </w:pPr>
-            <w:hyperlink r:id="rId86">
+            <w:hyperlink r:id="rId91">
               <w:r>
                 <w:rPr>
                   <w:rStyle w:val="Hyperlink"/>
@@ -3509,8 +3509,8 @@
         <w:t xml:space="preserve">- lecture day; no student discussion leader</w:t>
       </w:r>
     </w:p>
-    <w:bookmarkEnd w:id="89"/>
-    <w:bookmarkStart w:id="90" w:name="notes"/>
+    <w:bookmarkEnd w:id="93"/>
+    <w:bookmarkStart w:id="94" w:name="notes"/>
     <w:p>
       <w:pPr>
         <w:pStyle w:val="Heading2"/>
@@ -3575,8 +3575,8 @@
         <w:t xml:space="preserve">are expected to read or listen to the primary source(s), scan secondary readings, and select one or more of the secondary or background readings to read in further depth, as well.</w:t>
       </w:r>
     </w:p>
-    <w:bookmarkEnd w:id="90"/>
-    <w:bookmarkStart w:id="122" w:name="campus-academic-resources-policies"/>
+    <w:bookmarkEnd w:id="94"/>
+    <w:bookmarkStart w:id="126" w:name="campus-academic-resources-policies"/>
     <w:p>
       <w:pPr>
         <w:pStyle w:val="Heading2"/>
@@ -3595,7 +3595,7 @@
       <w:r>
         <w:t xml:space="preserve"> </w:t>
       </w:r>
-      <w:hyperlink r:id="rId91">
+      <w:hyperlink r:id="rId95">
         <w:r>
           <w:rPr>
             <w:rStyle w:val="Hyperlink"/>
@@ -3607,7 +3607,7 @@
         <w:t xml:space="preserve">.</w:t>
       </w:r>
     </w:p>
-    <w:bookmarkStart w:id="92" w:name="academic-drop-deadline"/>
+    <w:bookmarkStart w:id="96" w:name="academic-drop-deadline"/>
     <w:p>
       <w:pPr>
         <w:pStyle w:val="Heading3"/>
@@ -3648,8 +3648,8 @@
         <w:t xml:space="preserve">classes (Flexibly formatted classes) have different deadlines and will need to check MySlice for the Academic and Financial Drop deadlines that pertain to their class.</w:t>
       </w:r>
     </w:p>
-    <w:bookmarkEnd w:id="92"/>
-    <w:bookmarkStart w:id="95" w:name="academic-integrity"/>
+    <w:bookmarkEnd w:id="96"/>
+    <w:bookmarkStart w:id="99" w:name="academic-integrity"/>
     <w:p>
       <w:pPr>
         <w:pStyle w:val="Heading3"/>
@@ -3668,7 +3668,7 @@
       <w:r>
         <w:t xml:space="preserve"> </w:t>
       </w:r>
-      <w:hyperlink r:id="rId93">
+      <w:hyperlink r:id="rId97">
         <w:r>
           <w:rPr>
             <w:rStyle w:val="Hyperlink"/>
@@ -3685,7 +3685,7 @@
       <w:r>
         <w:t xml:space="preserve"> </w:t>
       </w:r>
-      <w:hyperlink r:id="rId94">
+      <w:hyperlink r:id="rId98">
         <w:r>
           <w:rPr>
             <w:rStyle w:val="Hyperlink"/>
@@ -3716,8 +3716,8 @@
         <w:t xml:space="preserve">Students found in violation of the policy are subject to grade sanctions determined by the course instructor and non-grade sanctions determined by the School or College where the course is offered. Students may not drop or withdraw from courses in which they face a suspected violation. Any established violation in this course may result in course failure regardless of violation level.</w:t>
       </w:r>
     </w:p>
-    <w:bookmarkEnd w:id="95"/>
-    <w:bookmarkStart w:id="97" w:name="artificial-intelligence"/>
+    <w:bookmarkEnd w:id="99"/>
+    <w:bookmarkStart w:id="101" w:name="artificial-intelligence"/>
     <w:p>
       <w:pPr>
         <w:pStyle w:val="Heading3"/>
@@ -3760,7 +3760,7 @@
       <w:r>
         <w:t xml:space="preserve"> </w:t>
       </w:r>
-      <w:hyperlink r:id="rId96">
+      <w:hyperlink r:id="rId100">
         <w:r>
           <w:rPr>
             <w:rStyle w:val="Hyperlink"/>
@@ -3780,8 +3780,8 @@
         <w:t xml:space="preserve">I, as the instructor, may use generative AI tools to help develop course materials. When I do, I take full responsibility for reviewing and verifying all AI-generated content to ensure it is accurate, appropriate and aligned with our learning objectives. All final course materials represent my professional judgment about what will best support your learning.</w:t>
       </w:r>
     </w:p>
-    <w:bookmarkEnd w:id="97"/>
-    <w:bookmarkStart w:id="98" w:name="academic-integrity-online"/>
+    <w:bookmarkEnd w:id="101"/>
+    <w:bookmarkStart w:id="102" w:name="academic-integrity-online"/>
     <w:p>
       <w:pPr>
         <w:pStyle w:val="Heading3"/>
@@ -3806,8 +3806,8 @@
         <w:t xml:space="preserve">Using websites that charge fees or require uploading of course material (e.g., Chegg, Course Hero) to obtain exam solutions or assignments completed by others and present the work as your own violates academic integrity expectations in this course and may be classified as a Level 3 violation, resulting in suspension or expulsion from Syracuse University.</w:t>
       </w:r>
     </w:p>
-    <w:bookmarkEnd w:id="98"/>
-    <w:bookmarkStart w:id="102" w:name="attendance-policy"/>
+    <w:bookmarkEnd w:id="102"/>
+    <w:bookmarkStart w:id="106" w:name="attendance-policy"/>
     <w:p>
       <w:pPr>
         <w:pStyle w:val="Heading3"/>
@@ -3828,7 +3828,7 @@
       <w:pPr>
         <w:pStyle w:val="BodyText"/>
       </w:pPr>
-      <w:hyperlink r:id="rId99">
+      <w:hyperlink r:id="rId103">
         <w:r>
           <w:rPr>
             <w:rStyle w:val="Hyperlink"/>
@@ -3839,7 +3839,7 @@
       <w:r>
         <w:t xml:space="preserve"> </w:t>
       </w:r>
-      <w:hyperlink r:id="rId100">
+      <w:hyperlink r:id="rId104">
         <w:r>
           <w:rPr>
             <w:rStyle w:val="Hyperlink"/>
@@ -3886,7 +3886,7 @@
       <w:r>
         <w:t xml:space="preserve"> </w:t>
       </w:r>
-      <w:hyperlink r:id="rId101">
+      <w:hyperlink r:id="rId105">
         <w:r>
           <w:rPr>
             <w:rStyle w:val="Hyperlink"/>
@@ -3898,8 +3898,8 @@
         <w:t xml:space="preserve">.</w:t>
       </w:r>
     </w:p>
-    <w:bookmarkEnd w:id="102"/>
-    <w:bookmarkStart w:id="106" w:name="blackboard-1"/>
+    <w:bookmarkEnd w:id="106"/>
+    <w:bookmarkStart w:id="110" w:name="blackboard-1"/>
     <w:p>
       <w:pPr>
         <w:pStyle w:val="Heading3"/>
@@ -3926,7 +3926,7 @@
       <w:r>
         <w:t xml:space="preserve"> </w:t>
       </w:r>
-      <w:hyperlink r:id="rId103">
+      <w:hyperlink r:id="rId107">
         <w:r>
           <w:rPr>
             <w:rStyle w:val="Hyperlink"/>
@@ -3940,7 +3940,7 @@
       <w:r>
         <w:t xml:space="preserve"> </w:t>
       </w:r>
-      <w:hyperlink r:id="rId104">
+      <w:hyperlink r:id="rId108">
         <w:r>
           <w:rPr>
             <w:rStyle w:val="Hyperlink"/>
@@ -3954,7 +3954,7 @@
       <w:r>
         <w:t xml:space="preserve"> </w:t>
       </w:r>
-      <w:hyperlink r:id="rId105">
+      <w:hyperlink r:id="rId109">
         <w:r>
           <w:rPr>
             <w:rStyle w:val="Hyperlink"/>
@@ -3966,8 +3966,8 @@
         <w:t xml:space="preserve">.</w:t>
       </w:r>
     </w:p>
-    <w:bookmarkEnd w:id="106"/>
-    <w:bookmarkStart w:id="108" w:name="discrimination-and-harassment"/>
+    <w:bookmarkEnd w:id="110"/>
+    <w:bookmarkStart w:id="112" w:name="discrimination-and-harassment"/>
     <w:p>
       <w:pPr>
         <w:pStyle w:val="Heading3"/>
@@ -3994,7 +3994,7 @@
       <w:r>
         <w:t xml:space="preserve"> </w:t>
       </w:r>
-      <w:hyperlink r:id="rId107">
+      <w:hyperlink r:id="rId111">
         <w:r>
           <w:rPr>
             <w:rStyle w:val="Hyperlink"/>
@@ -4006,8 +4006,8 @@
         <w:t xml:space="preserve">; or by telephone: 315-443-4018.</w:t>
       </w:r>
     </w:p>
-    <w:bookmarkEnd w:id="108"/>
-    <w:bookmarkStart w:id="109" w:name="diversity"/>
+    <w:bookmarkEnd w:id="112"/>
+    <w:bookmarkStart w:id="113" w:name="diversity"/>
     <w:p>
       <w:pPr>
         <w:pStyle w:val="Heading3"/>
@@ -4024,8 +4024,8 @@
         <w:t xml:space="preserve">It is the intent of this course for students from all diverse backgrounds and perspectives to be well served by this course, that students’ learning needs be addressed both in and out of class, and that the diversity that students bring to this class be viewed as a resource, strength, and benefit. It is also critical to present materials and activities that are respectful of diversity: gender, sexuality, disability, age, socioeconomic status, ethnicity, race, and culture. Your suggestions are encouraged and appreciated. Please let your instructor know ways to improve the effectiveness of the course for you personally or for other students or student groups.</w:t>
       </w:r>
     </w:p>
-    <w:bookmarkEnd w:id="109"/>
-    <w:bookmarkStart w:id="111" w:name="disability"/>
+    <w:bookmarkEnd w:id="113"/>
+    <w:bookmarkStart w:id="115" w:name="disability"/>
     <w:p>
       <w:pPr>
         <w:pStyle w:val="Heading3"/>
@@ -4052,7 +4052,7 @@
       <w:r>
         <w:t xml:space="preserve"> </w:t>
       </w:r>
-      <w:hyperlink r:id="rId110">
+      <w:hyperlink r:id="rId114">
         <w:r>
           <w:rPr>
             <w:rStyle w:val="Hyperlink"/>
@@ -4075,8 +4075,8 @@
         <w:t xml:space="preserve">CDR is responsible for coordinating disability-related academic accommodations and will work with the student to develop an access plan. Since academic accommodations are generally not provided retroactively, please contact CDR as soon as possible to initiate this process.</w:t>
       </w:r>
     </w:p>
-    <w:bookmarkEnd w:id="111"/>
-    <w:bookmarkStart w:id="113" w:name="faith-and-religious-accommodations"/>
+    <w:bookmarkEnd w:id="115"/>
+    <w:bookmarkStart w:id="117" w:name="faith-and-religious-accommodations"/>
     <w:p>
       <w:pPr>
         <w:pStyle w:val="Heading3"/>
@@ -4089,7 +4089,7 @@
       <w:pPr>
         <w:pStyle w:val="FirstParagraph"/>
       </w:pPr>
-      <w:hyperlink r:id="rId112">
+      <w:hyperlink r:id="rId116">
         <w:r>
           <w:rPr>
             <w:rStyle w:val="Hyperlink"/>
@@ -4104,8 +4104,8 @@
         <w:t xml:space="preserve">recognizes the diversity of faiths represented in the campus community and protects the rights of students, faculty, and staff to observe religious holy days according to their traditions. Under the policy, students are given an opportunity to make up any examination, study, or work requirements that may be missed due to a religious observance, provided they notify their instructors no later than the academic drop deadline. For observances occurring before the drop deadline, notification is required at least two academic days in advance. Students may enter their observances in MySlice under Student Services/Enrollment/My Religious Observances/Add a Notification.</w:t>
       </w:r>
     </w:p>
-    <w:bookmarkEnd w:id="113"/>
-    <w:bookmarkStart w:id="115" w:name="ferpa"/>
+    <w:bookmarkEnd w:id="117"/>
+    <w:bookmarkStart w:id="119" w:name="ferpa"/>
     <w:p>
       <w:pPr>
         <w:pStyle w:val="Heading3"/>
@@ -4124,7 +4124,7 @@
       <w:r>
         <w:t xml:space="preserve"> </w:t>
       </w:r>
-      <w:hyperlink r:id="rId114">
+      <w:hyperlink r:id="rId118">
         <w:r>
           <w:rPr>
             <w:rStyle w:val="Hyperlink"/>
@@ -4139,8 +4139,8 @@
         <w:t xml:space="preserve">or contact the Office of the Registrar (315.443.2422).</w:t>
       </w:r>
     </w:p>
-    <w:bookmarkEnd w:id="115"/>
-    <w:bookmarkStart w:id="117" w:name="health-and-wellness"/>
+    <w:bookmarkEnd w:id="119"/>
+    <w:bookmarkStart w:id="121" w:name="health-and-wellness"/>
     <w:p>
       <w:pPr>
         <w:pStyle w:val="Heading3"/>
@@ -4159,7 +4159,7 @@
       <w:r>
         <w:t xml:space="preserve"> </w:t>
       </w:r>
-      <w:hyperlink r:id="rId116">
+      <w:hyperlink r:id="rId120">
         <w:r>
           <w:rPr>
             <w:rStyle w:val="Hyperlink"/>
@@ -4174,8 +4174,8 @@
         <w:t xml:space="preserve">and seek out support for mental health concerns as needed. Counseling services are available 24/7, 365 days, at 315-443-8000.</w:t>
       </w:r>
     </w:p>
-    <w:bookmarkEnd w:id="117"/>
-    <w:bookmarkStart w:id="119" w:name="orange-alert"/>
+    <w:bookmarkEnd w:id="121"/>
+    <w:bookmarkStart w:id="123" w:name="orange-alert"/>
     <w:p>
       <w:pPr>
         <w:pStyle w:val="Heading3"/>
@@ -4222,7 +4222,7 @@
       <w:r>
         <w:t xml:space="preserve"> </w:t>
       </w:r>
-      <w:hyperlink r:id="rId118">
+      <w:hyperlink r:id="rId122">
         <w:r>
           <w:rPr>
             <w:rStyle w:val="Hyperlink"/>
@@ -4234,8 +4234,8 @@
         <w:t xml:space="preserve">.</w:t>
       </w:r>
     </w:p>
-    <w:bookmarkEnd w:id="119"/>
-    <w:bookmarkStart w:id="121" w:name="syllabus-format-note"/>
+    <w:bookmarkEnd w:id="123"/>
+    <w:bookmarkStart w:id="125" w:name="syllabus-format-note"/>
     <w:p>
       <w:pPr>
         <w:pStyle w:val="Heading3"/>
@@ -4254,7 +4254,7 @@
       <w:r>
         <w:t xml:space="preserve"> </w:t>
       </w:r>
-      <w:hyperlink r:id="rId120">
+      <w:hyperlink r:id="rId124">
         <w:r>
           <w:rPr>
             <w:rStyle w:val="Hyperlink"/>
@@ -4269,8 +4269,8 @@
         <w:t xml:space="preserve">to see the original version and for any changes.</w:t>
       </w:r>
     </w:p>
-    <w:bookmarkEnd w:id="121"/>
-    <w:bookmarkEnd w:id="122"/>
+    <w:bookmarkEnd w:id="125"/>
+    <w:bookmarkEnd w:id="126"/>
     <w:sectPr>
       <w:footnotePr>
         <w:numRestart w:val="eachSect"/>

--- a/syllabus.docx
+++ b/syllabus.docx
@@ -1597,23 +1597,17 @@
       </w:r>
     </w:p>
     <w:bookmarkEnd w:id="68"/>
-    <w:bookmarkStart w:id="75" w:name="unit-i-philosophy"/>
+    <w:bookmarkStart w:id="71" w:name="course-introduction"/>
     <w:p>
       <w:pPr>
         <w:pStyle w:val="Heading2"/>
       </w:pPr>
-      <w:r>
-        <w:t xml:space="preserve">Unit I |</w:t>
-      </w:r>
-      <w:r>
-        <w:t xml:space="preserve"> </w:t>
-      </w:r>
       <w:r>
         <w:rPr>
           <w:i/>
           <w:iCs/>
         </w:rPr>
-        <w:t xml:space="preserve">Philosophy</w:t>
+        <w:t xml:space="preserve">Course Introduction</w:t>
       </w:r>
     </w:p>
     <w:tbl>
@@ -1763,218 +1757,15 @@
           </w:p>
         </w:tc>
       </w:tr>
-      <w:tr>
-        <w:tc>
-          <w:tcPr/>
-          <w:p>
-            <w:pPr>
-              <w:pStyle w:val="Compact"/>
-              <w:jc w:val="left"/>
-            </w:pPr>
-            <w:r>
-              <w:t xml:space="preserve">2.1</w:t>
-            </w:r>
-          </w:p>
-        </w:tc>
-        <w:tc>
-          <w:tcPr/>
-          <w:p>
-            <w:pPr>
-              <w:pStyle w:val="Compact"/>
-              <w:jc w:val="left"/>
-            </w:pPr>
-            <w:r>
-              <w:rPr>
-                <w:i/>
-                <w:iCs/>
-              </w:rPr>
-              <w:t xml:space="preserve">Jan 20</w:t>
-            </w:r>
-          </w:p>
-        </w:tc>
-        <w:tc>
-          <w:tcPr/>
-          <w:p>
-            <w:pPr>
-              <w:pStyle w:val="Compact"/>
-              <w:jc w:val="left"/>
-            </w:pPr>
-            <w:r>
-              <w:rPr>
-                <w:i/>
-                <w:iCs/>
-              </w:rPr>
-              <w:t xml:space="preserve">Crash Course</w:t>
-            </w:r>
-            <w:r>
-              <w:t xml:space="preserve">:</w:t>
-            </w:r>
-            <w:r>
-              <w:t xml:space="preserve"> </w:t>
-            </w:r>
-            <w:hyperlink r:id="rId71">
-              <w:r>
-                <w:rPr>
-                  <w:rStyle w:val="Hyperlink"/>
-                </w:rPr>
-                <w:t xml:space="preserve">Emergence Phenomena &amp; Systems Thinking</w:t>
-              </w:r>
-            </w:hyperlink>
-          </w:p>
-        </w:tc>
-      </w:tr>
-      <w:tr>
-        <w:tc>
-          <w:tcPr/>
-          <w:p>
-            <w:pPr>
-              <w:pStyle w:val="Compact"/>
-              <w:jc w:val="left"/>
-            </w:pPr>
-            <w:r>
-              <w:t xml:space="preserve">2.2</w:t>
-            </w:r>
-          </w:p>
-        </w:tc>
-        <w:tc>
-          <w:tcPr/>
-          <w:p>
-            <w:pPr>
-              <w:pStyle w:val="Compact"/>
-              <w:jc w:val="left"/>
-            </w:pPr>
-            <w:r>
-              <w:rPr>
-                <w:i/>
-                <w:iCs/>
-              </w:rPr>
-              <w:t xml:space="preserve">Jan 22</w:t>
-            </w:r>
-          </w:p>
-        </w:tc>
-        <w:tc>
-          <w:tcPr/>
-          <w:p>
-            <w:pPr>
-              <w:pStyle w:val="Compact"/>
-              <w:jc w:val="left"/>
-            </w:pPr>
-            <w:hyperlink r:id="rId72">
-              <w:r>
-                <w:rPr>
-                  <w:rStyle w:val="Hyperlink"/>
-                </w:rPr>
-                <w:t xml:space="preserve">Evaluating Intelligence</w:t>
-              </w:r>
-            </w:hyperlink>
-          </w:p>
-        </w:tc>
-      </w:tr>
-      <w:tr>
-        <w:tc>
-          <w:tcPr/>
-          <w:p>
-            <w:pPr>
-              <w:pStyle w:val="Compact"/>
-              <w:jc w:val="left"/>
-            </w:pPr>
-            <w:r>
-              <w:t xml:space="preserve">3.1</w:t>
-            </w:r>
-          </w:p>
-        </w:tc>
-        <w:tc>
-          <w:tcPr/>
-          <w:p>
-            <w:pPr>
-              <w:pStyle w:val="Compact"/>
-              <w:jc w:val="left"/>
-            </w:pPr>
-            <w:r>
-              <w:rPr>
-                <w:i/>
-                <w:iCs/>
-              </w:rPr>
-              <w:t xml:space="preserve">Jan 27</w:t>
-            </w:r>
-          </w:p>
-        </w:tc>
-        <w:tc>
-          <w:tcPr/>
-          <w:p>
-            <w:pPr>
-              <w:pStyle w:val="Compact"/>
-              <w:jc w:val="left"/>
-            </w:pPr>
-            <w:hyperlink r:id="rId73">
-              <w:r>
-                <w:rPr>
-                  <w:rStyle w:val="Hyperlink"/>
-                </w:rPr>
-                <w:t xml:space="preserve">AI Embodiment, Agency, &amp; Responsibility</w:t>
-              </w:r>
-            </w:hyperlink>
-          </w:p>
-        </w:tc>
-      </w:tr>
-      <w:tr>
-        <w:tc>
-          <w:tcPr/>
-          <w:p>
-            <w:pPr>
-              <w:pStyle w:val="Compact"/>
-              <w:jc w:val="left"/>
-            </w:pPr>
-            <w:r>
-              <w:t xml:space="preserve">3.2</w:t>
-            </w:r>
-          </w:p>
-        </w:tc>
-        <w:tc>
-          <w:tcPr/>
-          <w:p>
-            <w:pPr>
-              <w:pStyle w:val="Compact"/>
-              <w:jc w:val="left"/>
-            </w:pPr>
-            <w:r>
-              <w:rPr>
-                <w:i/>
-                <w:iCs/>
-              </w:rPr>
-              <w:t xml:space="preserve">Jan 29</w:t>
-            </w:r>
-          </w:p>
-        </w:tc>
-        <w:tc>
-          <w:tcPr/>
-          <w:p>
-            <w:pPr>
-              <w:pStyle w:val="Compact"/>
-              <w:jc w:val="left"/>
-            </w:pPr>
-            <w:hyperlink r:id="rId74">
-              <w:r>
-                <w:rPr>
-                  <w:rStyle w:val="Hyperlink"/>
-                  <w:b/>
-                  <w:bCs/>
-                </w:rPr>
-                <w:t xml:space="preserve">Debate I</w:t>
-              </w:r>
-            </w:hyperlink>
-          </w:p>
-        </w:tc>
-      </w:tr>
     </w:tbl>
-    <w:bookmarkEnd w:id="75"/>
-    <w:bookmarkStart w:id="80" w:name="unit-ii-technology"/>
+    <w:bookmarkEnd w:id="71"/>
+    <w:bookmarkStart w:id="76" w:name="unit-i-philosophy"/>
     <w:p>
       <w:pPr>
         <w:pStyle w:val="Heading2"/>
       </w:pPr>
       <w:r>
-        <w:t xml:space="preserve">Unit II |</w:t>
+        <w:t xml:space="preserve">Unit I |</w:t>
       </w:r>
       <w:r>
         <w:t xml:space="preserve"> </w:t>
@@ -1984,7 +1775,7 @@
           <w:i/>
           <w:iCs/>
         </w:rPr>
-        <w:t xml:space="preserve">Technology</w:t>
+        <w:t xml:space="preserve">Philosophy</w:t>
       </w:r>
     </w:p>
     <w:tbl>
@@ -2049,7 +1840,7 @@
               <w:jc w:val="left"/>
             </w:pPr>
             <w:r>
-              <w:t xml:space="preserve">4.1</w:t>
+              <w:t xml:space="preserve">2.1</w:t>
             </w:r>
           </w:p>
         </w:tc>
@@ -2065,7 +1856,7 @@
                 <w:i/>
                 <w:iCs/>
               </w:rPr>
-              <w:t xml:space="preserve">Feb 3</w:t>
+              <w:t xml:space="preserve">Jan 20</w:t>
             </w:r>
           </w:p>
         </w:tc>
@@ -2089,12 +1880,12 @@
             <w:r>
               <w:t xml:space="preserve"> </w:t>
             </w:r>
-            <w:hyperlink r:id="rId76">
+            <w:hyperlink r:id="rId72">
               <w:r>
                 <w:rPr>
                   <w:rStyle w:val="Hyperlink"/>
                 </w:rPr>
-                <w:t xml:space="preserve">Designing AI: Computers &amp; Technology</w:t>
+                <w:t xml:space="preserve">Emergence Phenomena &amp; Systems Thinking</w:t>
               </w:r>
             </w:hyperlink>
           </w:p>
@@ -2109,7 +1900,7 @@
               <w:jc w:val="left"/>
             </w:pPr>
             <w:r>
-              <w:t xml:space="preserve">4.2</w:t>
+              <w:t xml:space="preserve">2.2</w:t>
             </w:r>
           </w:p>
         </w:tc>
@@ -2125,23 +1916,23 @@
                 <w:i/>
                 <w:iCs/>
               </w:rPr>
-              <w:t xml:space="preserve">Feb 5</w:t>
-            </w:r>
-          </w:p>
-        </w:tc>
-        <w:tc>
-          <w:tcPr/>
-          <w:p>
-            <w:pPr>
-              <w:pStyle w:val="Compact"/>
-              <w:jc w:val="left"/>
-            </w:pPr>
-            <w:hyperlink r:id="rId77">
+              <w:t xml:space="preserve">Jan 22</w:t>
+            </w:r>
+          </w:p>
+        </w:tc>
+        <w:tc>
+          <w:tcPr/>
+          <w:p>
+            <w:pPr>
+              <w:pStyle w:val="Compact"/>
+              <w:jc w:val="left"/>
+            </w:pPr>
+            <w:hyperlink r:id="rId73">
               <w:r>
                 <w:rPr>
                   <w:rStyle w:val="Hyperlink"/>
                 </w:rPr>
-                <w:t xml:space="preserve">Data Privacy and Algorithmic Bias</w:t>
+                <w:t xml:space="preserve">Evaluating Intelligence</w:t>
               </w:r>
             </w:hyperlink>
           </w:p>
@@ -2156,7 +1947,7 @@
               <w:jc w:val="left"/>
             </w:pPr>
             <w:r>
-              <w:t xml:space="preserve">5.1</w:t>
+              <w:t xml:space="preserve">3.1</w:t>
             </w:r>
           </w:p>
         </w:tc>
@@ -2172,23 +1963,23 @@
                 <w:i/>
                 <w:iCs/>
               </w:rPr>
-              <w:t xml:space="preserve">Feb 10</w:t>
-            </w:r>
-          </w:p>
-        </w:tc>
-        <w:tc>
-          <w:tcPr/>
-          <w:p>
-            <w:pPr>
-              <w:pStyle w:val="Compact"/>
-              <w:jc w:val="left"/>
-            </w:pPr>
-            <w:hyperlink r:id="rId78">
+              <w:t xml:space="preserve">Jan 27</w:t>
+            </w:r>
+          </w:p>
+        </w:tc>
+        <w:tc>
+          <w:tcPr/>
+          <w:p>
+            <w:pPr>
+              <w:pStyle w:val="Compact"/>
+              <w:jc w:val="left"/>
+            </w:pPr>
+            <w:hyperlink r:id="rId74">
               <w:r>
                 <w:rPr>
                   <w:rStyle w:val="Hyperlink"/>
                 </w:rPr>
-                <w:t xml:space="preserve">Energy</w:t>
+                <w:t xml:space="preserve">AI Embodiment, Agency, &amp; Responsibility</w:t>
               </w:r>
             </w:hyperlink>
           </w:p>
@@ -2203,7 +1994,7 @@
               <w:jc w:val="left"/>
             </w:pPr>
             <w:r>
-              <w:t xml:space="preserve">5.2</w:t>
+              <w:t xml:space="preserve">3.2</w:t>
             </w:r>
           </w:p>
         </w:tc>
@@ -2219,39 +2010,39 @@
                 <w:i/>
                 <w:iCs/>
               </w:rPr>
-              <w:t xml:space="preserve">Feb 12</w:t>
-            </w:r>
-          </w:p>
-        </w:tc>
-        <w:tc>
-          <w:tcPr/>
-          <w:p>
-            <w:pPr>
-              <w:pStyle w:val="Compact"/>
-              <w:jc w:val="left"/>
-            </w:pPr>
-            <w:hyperlink r:id="rId79">
+              <w:t xml:space="preserve">Jan 29</w:t>
+            </w:r>
+          </w:p>
+        </w:tc>
+        <w:tc>
+          <w:tcPr/>
+          <w:p>
+            <w:pPr>
+              <w:pStyle w:val="Compact"/>
+              <w:jc w:val="left"/>
+            </w:pPr>
+            <w:hyperlink r:id="rId75">
               <w:r>
                 <w:rPr>
                   <w:rStyle w:val="Hyperlink"/>
                   <w:b/>
                   <w:bCs/>
                 </w:rPr>
-                <w:t xml:space="preserve">Debate II</w:t>
+                <w:t xml:space="preserve">Debate I</w:t>
               </w:r>
             </w:hyperlink>
           </w:p>
         </w:tc>
       </w:tr>
     </w:tbl>
-    <w:bookmarkEnd w:id="80"/>
-    <w:bookmarkStart w:id="85" w:name="unit-iii-business"/>
+    <w:bookmarkEnd w:id="76"/>
+    <w:bookmarkStart w:id="81" w:name="unit-ii-technology"/>
     <w:p>
       <w:pPr>
         <w:pStyle w:val="Heading2"/>
       </w:pPr>
       <w:r>
-        <w:t xml:space="preserve">Unit III |</w:t>
+        <w:t xml:space="preserve">Unit II |</w:t>
       </w:r>
       <w:r>
         <w:t xml:space="preserve"> </w:t>
@@ -2261,7 +2052,7 @@
           <w:i/>
           <w:iCs/>
         </w:rPr>
-        <w:t xml:space="preserve">Business</w:t>
+        <w:t xml:space="preserve">Technology</w:t>
       </w:r>
     </w:p>
     <w:tbl>
@@ -2326,6 +2117,283 @@
               <w:jc w:val="left"/>
             </w:pPr>
             <w:r>
+              <w:t xml:space="preserve">4.1</w:t>
+            </w:r>
+          </w:p>
+        </w:tc>
+        <w:tc>
+          <w:tcPr/>
+          <w:p>
+            <w:pPr>
+              <w:pStyle w:val="Compact"/>
+              <w:jc w:val="left"/>
+            </w:pPr>
+            <w:r>
+              <w:rPr>
+                <w:i/>
+                <w:iCs/>
+              </w:rPr>
+              <w:t xml:space="preserve">Feb 3</w:t>
+            </w:r>
+          </w:p>
+        </w:tc>
+        <w:tc>
+          <w:tcPr/>
+          <w:p>
+            <w:pPr>
+              <w:pStyle w:val="Compact"/>
+              <w:jc w:val="left"/>
+            </w:pPr>
+            <w:r>
+              <w:rPr>
+                <w:i/>
+                <w:iCs/>
+              </w:rPr>
+              <w:t xml:space="preserve">Crash Course</w:t>
+            </w:r>
+            <w:r>
+              <w:t xml:space="preserve">:</w:t>
+            </w:r>
+            <w:r>
+              <w:t xml:space="preserve"> </w:t>
+            </w:r>
+            <w:hyperlink r:id="rId77">
+              <w:r>
+                <w:rPr>
+                  <w:rStyle w:val="Hyperlink"/>
+                </w:rPr>
+                <w:t xml:space="preserve">Designing AI: Computers &amp; Technology</w:t>
+              </w:r>
+            </w:hyperlink>
+          </w:p>
+        </w:tc>
+      </w:tr>
+      <w:tr>
+        <w:tc>
+          <w:tcPr/>
+          <w:p>
+            <w:pPr>
+              <w:pStyle w:val="Compact"/>
+              <w:jc w:val="left"/>
+            </w:pPr>
+            <w:r>
+              <w:t xml:space="preserve">4.2</w:t>
+            </w:r>
+          </w:p>
+        </w:tc>
+        <w:tc>
+          <w:tcPr/>
+          <w:p>
+            <w:pPr>
+              <w:pStyle w:val="Compact"/>
+              <w:jc w:val="left"/>
+            </w:pPr>
+            <w:r>
+              <w:rPr>
+                <w:i/>
+                <w:iCs/>
+              </w:rPr>
+              <w:t xml:space="preserve">Feb 5</w:t>
+            </w:r>
+          </w:p>
+        </w:tc>
+        <w:tc>
+          <w:tcPr/>
+          <w:p>
+            <w:pPr>
+              <w:pStyle w:val="Compact"/>
+              <w:jc w:val="left"/>
+            </w:pPr>
+            <w:hyperlink r:id="rId78">
+              <w:r>
+                <w:rPr>
+                  <w:rStyle w:val="Hyperlink"/>
+                </w:rPr>
+                <w:t xml:space="preserve">Data Privacy and Algorithmic Bias</w:t>
+              </w:r>
+            </w:hyperlink>
+          </w:p>
+        </w:tc>
+      </w:tr>
+      <w:tr>
+        <w:tc>
+          <w:tcPr/>
+          <w:p>
+            <w:pPr>
+              <w:pStyle w:val="Compact"/>
+              <w:jc w:val="left"/>
+            </w:pPr>
+            <w:r>
+              <w:t xml:space="preserve">5.1</w:t>
+            </w:r>
+          </w:p>
+        </w:tc>
+        <w:tc>
+          <w:tcPr/>
+          <w:p>
+            <w:pPr>
+              <w:pStyle w:val="Compact"/>
+              <w:jc w:val="left"/>
+            </w:pPr>
+            <w:r>
+              <w:rPr>
+                <w:i/>
+                <w:iCs/>
+              </w:rPr>
+              <w:t xml:space="preserve">Feb 10</w:t>
+            </w:r>
+          </w:p>
+        </w:tc>
+        <w:tc>
+          <w:tcPr/>
+          <w:p>
+            <w:pPr>
+              <w:pStyle w:val="Compact"/>
+              <w:jc w:val="left"/>
+            </w:pPr>
+            <w:hyperlink r:id="rId79">
+              <w:r>
+                <w:rPr>
+                  <w:rStyle w:val="Hyperlink"/>
+                </w:rPr>
+                <w:t xml:space="preserve">Energy</w:t>
+              </w:r>
+            </w:hyperlink>
+          </w:p>
+        </w:tc>
+      </w:tr>
+      <w:tr>
+        <w:tc>
+          <w:tcPr/>
+          <w:p>
+            <w:pPr>
+              <w:pStyle w:val="Compact"/>
+              <w:jc w:val="left"/>
+            </w:pPr>
+            <w:r>
+              <w:t xml:space="preserve">5.2</w:t>
+            </w:r>
+          </w:p>
+        </w:tc>
+        <w:tc>
+          <w:tcPr/>
+          <w:p>
+            <w:pPr>
+              <w:pStyle w:val="Compact"/>
+              <w:jc w:val="left"/>
+            </w:pPr>
+            <w:r>
+              <w:rPr>
+                <w:i/>
+                <w:iCs/>
+              </w:rPr>
+              <w:t xml:space="preserve">Feb 12</w:t>
+            </w:r>
+          </w:p>
+        </w:tc>
+        <w:tc>
+          <w:tcPr/>
+          <w:p>
+            <w:pPr>
+              <w:pStyle w:val="Compact"/>
+              <w:jc w:val="left"/>
+            </w:pPr>
+            <w:hyperlink r:id="rId80">
+              <w:r>
+                <w:rPr>
+                  <w:rStyle w:val="Hyperlink"/>
+                  <w:b/>
+                  <w:bCs/>
+                </w:rPr>
+                <w:t xml:space="preserve">Debate II</w:t>
+              </w:r>
+            </w:hyperlink>
+          </w:p>
+        </w:tc>
+      </w:tr>
+    </w:tbl>
+    <w:bookmarkEnd w:id="81"/>
+    <w:bookmarkStart w:id="86" w:name="unit-iii-business"/>
+    <w:p>
+      <w:pPr>
+        <w:pStyle w:val="Heading2"/>
+      </w:pPr>
+      <w:r>
+        <w:t xml:space="preserve">Unit III |</w:t>
+      </w:r>
+      <w:r>
+        <w:t xml:space="preserve"> </w:t>
+      </w:r>
+      <w:r>
+        <w:rPr>
+          <w:i/>
+          <w:iCs/>
+        </w:rPr>
+        <w:t xml:space="preserve">Business</w:t>
+      </w:r>
+    </w:p>
+    <w:tbl>
+      <w:tblPr>
+        <w:tblStyle w:val="Table"/>
+        <w:tblW w:type="pct" w:w="5000"/>
+        <w:tblLayout w:type="fixed"/>
+        <w:tblLook w:firstRow="1" w:lastRow="0" w:firstColumn="0" w:lastColumn="0" w:noHBand="0" w:noVBand="0" w:val="0020"/>
+      </w:tblPr>
+      <w:tblGrid>
+        <w:gridCol w:w="2640"/>
+        <w:gridCol w:w="2640"/>
+        <w:gridCol w:w="2640"/>
+      </w:tblGrid>
+      <w:tr>
+        <w:trPr>
+          <w:tblHeader w:val="on"/>
+        </w:trPr>
+        <w:tc>
+          <w:tcPr/>
+          <w:p>
+            <w:pPr>
+              <w:pStyle w:val="Compact"/>
+              <w:jc w:val="left"/>
+            </w:pPr>
+            <w:r>
+              <w:t xml:space="preserve">Week</w:t>
+            </w:r>
+          </w:p>
+        </w:tc>
+        <w:tc>
+          <w:tcPr/>
+          <w:p>
+            <w:pPr>
+              <w:pStyle w:val="Compact"/>
+              <w:jc w:val="left"/>
+            </w:pPr>
+            <w:r>
+              <w:t xml:space="preserve">Date</w:t>
+            </w:r>
+          </w:p>
+        </w:tc>
+        <w:tc>
+          <w:tcPr/>
+          <w:p>
+            <w:pPr>
+              <w:pStyle w:val="Compact"/>
+              <w:jc w:val="left"/>
+            </w:pPr>
+            <w:r>
+              <w:t xml:space="preserve">Topic</w:t>
+            </w:r>
+          </w:p>
+        </w:tc>
+      </w:tr>
+      <w:tr>
+        <w:tc>
+          <w:tcPr/>
+          <w:p>
+            <w:pPr>
+              <w:pStyle w:val="Compact"/>
+              <w:jc w:val="left"/>
+            </w:pPr>
+            <w:r>
               <w:t xml:space="preserve">6.1</w:t>
             </w:r>
           </w:p>
@@ -2366,7 +2434,7 @@
             <w:r>
               <w:t xml:space="preserve"> </w:t>
             </w:r>
-            <w:hyperlink r:id="rId81">
+            <w:hyperlink r:id="rId82">
               <w:r>
                 <w:rPr>
                   <w:rStyle w:val="Hyperlink"/>
@@ -2413,7 +2481,7 @@
               <w:pStyle w:val="Compact"/>
               <w:jc w:val="left"/>
             </w:pPr>
-            <w:hyperlink r:id="rId82">
+            <w:hyperlink r:id="rId83">
               <w:r>
                 <w:rPr>
                   <w:rStyle w:val="Hyperlink"/>
@@ -2460,7 +2528,7 @@
               <w:pStyle w:val="Compact"/>
               <w:jc w:val="left"/>
             </w:pPr>
-            <w:hyperlink r:id="rId83">
+            <w:hyperlink r:id="rId84">
               <w:r>
                 <w:rPr>
                   <w:rStyle w:val="Hyperlink"/>
@@ -2522,7 +2590,7 @@
               <w:pStyle w:val="Compact"/>
               <w:jc w:val="left"/>
             </w:pPr>
-            <w:hyperlink r:id="rId84">
+            <w:hyperlink r:id="rId85">
               <w:r>
                 <w:rPr>
                   <w:rStyle w:val="Hyperlink"/>
@@ -2536,8 +2604,8 @@
         </w:tc>
       </w:tr>
     </w:tbl>
-    <w:bookmarkEnd w:id="85"/>
-    <w:bookmarkStart w:id="90" w:name="unit-iv-geopolitics"/>
+    <w:bookmarkEnd w:id="86"/>
+    <w:bookmarkStart w:id="91" w:name="unit-iv-geopolitics"/>
     <w:p>
       <w:pPr>
         <w:pStyle w:val="Heading2"/>
@@ -2645,7 +2713,7 @@
               <w:pStyle w:val="Compact"/>
               <w:jc w:val="left"/>
             </w:pPr>
-            <w:hyperlink r:id="rId86">
+            <w:hyperlink r:id="rId87">
               <w:r>
                 <w:rPr>
                   <w:rStyle w:val="Hyperlink"/>
@@ -2707,7 +2775,7 @@
             <w:r>
               <w:t xml:space="preserve"> </w:t>
             </w:r>
-            <w:hyperlink r:id="rId87">
+            <w:hyperlink r:id="rId88">
               <w:r>
                 <w:rPr>
                   <w:rStyle w:val="Hyperlink"/>
@@ -2754,7 +2822,7 @@
               <w:pStyle w:val="Compact"/>
               <w:jc w:val="left"/>
             </w:pPr>
-            <w:hyperlink r:id="rId88">
+            <w:hyperlink r:id="rId89">
               <w:r>
                 <w:rPr>
                   <w:rStyle w:val="Hyperlink"/>
@@ -2801,7 +2869,7 @@
               <w:pStyle w:val="Compact"/>
               <w:jc w:val="left"/>
             </w:pPr>
-            <w:hyperlink r:id="rId89">
+            <w:hyperlink r:id="rId90">
               <w:r>
                 <w:rPr>
                   <w:rStyle w:val="Hyperlink"/>
@@ -2815,8 +2883,8 @@
         </w:tc>
       </w:tr>
     </w:tbl>
-    <w:bookmarkEnd w:id="90"/>
-    <w:bookmarkStart w:id="92" w:name="unit-v-policy"/>
+    <w:bookmarkEnd w:id="91"/>
+    <w:bookmarkStart w:id="93" w:name="unit-v-policy"/>
     <w:p>
       <w:pPr>
         <w:pStyle w:val="Heading2"/>
@@ -2937,7 +3005,7 @@
             <w:r>
               <w:t xml:space="preserve"> </w:t>
             </w:r>
-            <w:hyperlink r:id="rId91">
+            <w:hyperlink r:id="rId92">
               <w:r>
                 <w:rPr>
                   <w:rStyle w:val="Hyperlink"/>
@@ -2984,12 +3052,12 @@
               <w:pStyle w:val="Compact"/>
               <w:jc w:val="left"/>
             </w:pPr>
-            <w:hyperlink r:id="rId91">
+            <w:hyperlink r:id="rId92">
               <w:r>
                 <w:rPr>
                   <w:rStyle w:val="Hyperlink"/>
                 </w:rPr>
-                <w:t xml:space="preserve">Labor Replacement II</w:t>
+                <w:t xml:space="preserve">Labor Replacement</w:t>
               </w:r>
             </w:hyperlink>
           </w:p>
@@ -3031,7 +3099,7 @@
               <w:pStyle w:val="Compact"/>
               <w:jc w:val="left"/>
             </w:pPr>
-            <w:hyperlink r:id="rId91">
+            <w:hyperlink r:id="rId92">
               <w:r>
                 <w:rPr>
                   <w:rStyle w:val="Hyperlink"/>
@@ -3078,7 +3146,7 @@
               <w:pStyle w:val="Compact"/>
               <w:jc w:val="left"/>
             </w:pPr>
-            <w:hyperlink r:id="rId91">
+            <w:hyperlink r:id="rId92">
               <w:r>
                 <w:rPr>
                   <w:rStyle w:val="Hyperlink"/>
@@ -3092,8 +3160,8 @@
         </w:tc>
       </w:tr>
     </w:tbl>
-    <w:bookmarkEnd w:id="92"/>
-    <w:bookmarkStart w:id="93" w:name="unit-vi-humanity"/>
+    <w:bookmarkEnd w:id="93"/>
+    <w:bookmarkStart w:id="94" w:name="unit-vi-humanity"/>
     <w:p>
       <w:pPr>
         <w:pStyle w:val="Heading2"/>
@@ -3214,7 +3282,7 @@
             <w:r>
               <w:t xml:space="preserve"> </w:t>
             </w:r>
-            <w:hyperlink r:id="rId91">
+            <w:hyperlink r:id="rId92">
               <w:r>
                 <w:rPr>
                   <w:rStyle w:val="Hyperlink"/>
@@ -3261,7 +3329,7 @@
               <w:pStyle w:val="Compact"/>
               <w:jc w:val="left"/>
             </w:pPr>
-            <w:hyperlink r:id="rId91">
+            <w:hyperlink r:id="rId92">
               <w:r>
                 <w:rPr>
                   <w:rStyle w:val="Hyperlink"/>
@@ -3308,7 +3376,7 @@
               <w:pStyle w:val="Compact"/>
               <w:jc w:val="left"/>
             </w:pPr>
-            <w:hyperlink r:id="rId91">
+            <w:hyperlink r:id="rId92">
               <w:r>
                 <w:rPr>
                   <w:rStyle w:val="Hyperlink"/>
@@ -3355,7 +3423,7 @@
               <w:pStyle w:val="Compact"/>
               <w:jc w:val="left"/>
             </w:pPr>
-            <w:hyperlink r:id="rId91">
+            <w:hyperlink r:id="rId92">
               <w:r>
                 <w:rPr>
                   <w:rStyle w:val="Hyperlink"/>
@@ -3368,6 +3436,73 @@
           </w:p>
         </w:tc>
       </w:tr>
+    </w:tbl>
+    <w:bookmarkEnd w:id="94"/>
+    <w:bookmarkStart w:id="95" w:name="project-presentations"/>
+    <w:p>
+      <w:pPr>
+        <w:pStyle w:val="Heading2"/>
+      </w:pPr>
+      <w:r>
+        <w:rPr>
+          <w:i/>
+          <w:iCs/>
+        </w:rPr>
+        <w:t xml:space="preserve">Project Presentations</w:t>
+      </w:r>
+    </w:p>
+    <w:tbl>
+      <w:tblPr>
+        <w:tblStyle w:val="Table"/>
+        <w:tblW w:type="auto" w:w="0"/>
+        <w:tblLook w:firstRow="1" w:lastRow="0" w:firstColumn="0" w:lastColumn="0" w:noHBand="0" w:noVBand="0" w:val="0020"/>
+      </w:tblPr>
+      <w:tblGrid>
+        <w:gridCol w:w="2640"/>
+        <w:gridCol w:w="2640"/>
+        <w:gridCol w:w="2640"/>
+      </w:tblGrid>
+      <w:tr>
+        <w:trPr>
+          <w:tblHeader w:val="on"/>
+        </w:trPr>
+        <w:tc>
+          <w:tcPr/>
+          <w:p>
+            <w:pPr>
+              <w:pStyle w:val="Compact"/>
+              <w:jc w:val="left"/>
+            </w:pPr>
+            <w:r>
+              <w:t xml:space="preserve">Week</w:t>
+            </w:r>
+          </w:p>
+        </w:tc>
+        <w:tc>
+          <w:tcPr/>
+          <w:p>
+            <w:pPr>
+              <w:pStyle w:val="Compact"/>
+              <w:jc w:val="left"/>
+            </w:pPr>
+            <w:r>
+              <w:t xml:space="preserve">Date</w:t>
+            </w:r>
+          </w:p>
+        </w:tc>
+        <w:tc>
+          <w:tcPr/>
+          <w:p>
+            <w:pPr>
+              <w:pStyle w:val="Compact"/>
+              <w:jc w:val="left"/>
+            </w:pPr>
+            <w:r>
+              <w:t xml:space="preserve">Topic</w:t>
+            </w:r>
+          </w:p>
+        </w:tc>
+      </w:tr>
       <w:tr>
         <w:tc>
           <w:tcPr/>
@@ -3404,14 +3539,14 @@
               <w:pStyle w:val="Compact"/>
               <w:jc w:val="left"/>
             </w:pPr>
-            <w:hyperlink r:id="rId91">
+            <w:hyperlink r:id="rId92">
               <w:r>
                 <w:rPr>
                   <w:rStyle w:val="Hyperlink"/>
                   <w:b/>
                   <w:bCs/>
                 </w:rPr>
-                <w:t xml:space="preserve">Final Presentations</w:t>
+                <w:t xml:space="preserve">Graduate Presentations</w:t>
               </w:r>
             </w:hyperlink>
           </w:p>
@@ -3453,14 +3588,14 @@
               <w:pStyle w:val="Compact"/>
               <w:jc w:val="left"/>
             </w:pPr>
-            <w:hyperlink r:id="rId91">
+            <w:hyperlink r:id="rId92">
               <w:r>
                 <w:rPr>
                   <w:rStyle w:val="Hyperlink"/>
                   <w:b/>
                   <w:bCs/>
                 </w:rPr>
-                <w:t xml:space="preserve">Final Presentations</w:t>
+                <w:t xml:space="preserve">Undergraduate Presentations</w:t>
               </w:r>
             </w:hyperlink>
           </w:p>
@@ -3509,8 +3644,8 @@
         <w:t xml:space="preserve">- lecture day; no student discussion leader</w:t>
       </w:r>
     </w:p>
-    <w:bookmarkEnd w:id="93"/>
-    <w:bookmarkStart w:id="94" w:name="notes"/>
+    <w:bookmarkEnd w:id="95"/>
+    <w:bookmarkStart w:id="96" w:name="notes"/>
     <w:p>
       <w:pPr>
         <w:pStyle w:val="Heading2"/>
@@ -3575,8 +3710,8 @@
         <w:t xml:space="preserve">are expected to read or listen to the primary source(s), scan secondary readings, and select one or more of the secondary or background readings to read in further depth, as well.</w:t>
       </w:r>
     </w:p>
-    <w:bookmarkEnd w:id="94"/>
-    <w:bookmarkStart w:id="126" w:name="campus-academic-resources-policies"/>
+    <w:bookmarkEnd w:id="96"/>
+    <w:bookmarkStart w:id="128" w:name="campus-academic-resources-policies"/>
     <w:p>
       <w:pPr>
         <w:pStyle w:val="Heading2"/>
@@ -3595,7 +3730,7 @@
       <w:r>
         <w:t xml:space="preserve"> </w:t>
       </w:r>
-      <w:hyperlink r:id="rId95">
+      <w:hyperlink r:id="rId97">
         <w:r>
           <w:rPr>
             <w:rStyle w:val="Hyperlink"/>
@@ -3607,7 +3742,7 @@
         <w:t xml:space="preserve">.</w:t>
       </w:r>
     </w:p>
-    <w:bookmarkStart w:id="96" w:name="academic-drop-deadline"/>
+    <w:bookmarkStart w:id="98" w:name="academic-drop-deadline"/>
     <w:p>
       <w:pPr>
         <w:pStyle w:val="Heading3"/>
@@ -3648,8 +3783,8 @@
         <w:t xml:space="preserve">classes (Flexibly formatted classes) have different deadlines and will need to check MySlice for the Academic and Financial Drop deadlines that pertain to their class.</w:t>
       </w:r>
     </w:p>
-    <w:bookmarkEnd w:id="96"/>
-    <w:bookmarkStart w:id="99" w:name="academic-integrity"/>
+    <w:bookmarkEnd w:id="98"/>
+    <w:bookmarkStart w:id="101" w:name="academic-integrity"/>
     <w:p>
       <w:pPr>
         <w:pStyle w:val="Heading3"/>
@@ -3668,7 +3803,7 @@
       <w:r>
         <w:t xml:space="preserve"> </w:t>
       </w:r>
-      <w:hyperlink r:id="rId97">
+      <w:hyperlink r:id="rId99">
         <w:r>
           <w:rPr>
             <w:rStyle w:val="Hyperlink"/>
@@ -3685,7 +3820,7 @@
       <w:r>
         <w:t xml:space="preserve"> </w:t>
       </w:r>
-      <w:hyperlink r:id="rId98">
+      <w:hyperlink r:id="rId100">
         <w:r>
           <w:rPr>
             <w:rStyle w:val="Hyperlink"/>
@@ -3716,8 +3851,8 @@
         <w:t xml:space="preserve">Students found in violation of the policy are subject to grade sanctions determined by the course instructor and non-grade sanctions determined by the School or College where the course is offered. Students may not drop or withdraw from courses in which they face a suspected violation. Any established violation in this course may result in course failure regardless of violation level.</w:t>
       </w:r>
     </w:p>
-    <w:bookmarkEnd w:id="99"/>
-    <w:bookmarkStart w:id="101" w:name="artificial-intelligence"/>
+    <w:bookmarkEnd w:id="101"/>
+    <w:bookmarkStart w:id="103" w:name="artificial-intelligence"/>
     <w:p>
       <w:pPr>
         <w:pStyle w:val="Heading3"/>
@@ -3760,7 +3895,7 @@
       <w:r>
         <w:t xml:space="preserve"> </w:t>
       </w:r>
-      <w:hyperlink r:id="rId100">
+      <w:hyperlink r:id="rId102">
         <w:r>
           <w:rPr>
             <w:rStyle w:val="Hyperlink"/>
@@ -3780,8 +3915,8 @@
         <w:t xml:space="preserve">I, as the instructor, may use generative AI tools to help develop course materials. When I do, I take full responsibility for reviewing and verifying all AI-generated content to ensure it is accurate, appropriate and aligned with our learning objectives. All final course materials represent my professional judgment about what will best support your learning.</w:t>
       </w:r>
     </w:p>
-    <w:bookmarkEnd w:id="101"/>
-    <w:bookmarkStart w:id="102" w:name="academic-integrity-online"/>
+    <w:bookmarkEnd w:id="103"/>
+    <w:bookmarkStart w:id="104" w:name="academic-integrity-online"/>
     <w:p>
       <w:pPr>
         <w:pStyle w:val="Heading3"/>
@@ -3806,8 +3941,8 @@
         <w:t xml:space="preserve">Using websites that charge fees or require uploading of course material (e.g., Chegg, Course Hero) to obtain exam solutions or assignments completed by others and present the work as your own violates academic integrity expectations in this course and may be classified as a Level 3 violation, resulting in suspension or expulsion from Syracuse University.</w:t>
       </w:r>
     </w:p>
-    <w:bookmarkEnd w:id="102"/>
-    <w:bookmarkStart w:id="106" w:name="attendance-policy"/>
+    <w:bookmarkEnd w:id="104"/>
+    <w:bookmarkStart w:id="108" w:name="attendance-policy"/>
     <w:p>
       <w:pPr>
         <w:pStyle w:val="Heading3"/>
@@ -3828,7 +3963,7 @@
       <w:pPr>
         <w:pStyle w:val="BodyText"/>
       </w:pPr>
-      <w:hyperlink r:id="rId103">
+      <w:hyperlink r:id="rId105">
         <w:r>
           <w:rPr>
             <w:rStyle w:val="Hyperlink"/>
@@ -3839,7 +3974,7 @@
       <w:r>
         <w:t xml:space="preserve"> </w:t>
       </w:r>
-      <w:hyperlink r:id="rId104">
+      <w:hyperlink r:id="rId106">
         <w:r>
           <w:rPr>
             <w:rStyle w:val="Hyperlink"/>
@@ -3886,7 +4021,7 @@
       <w:r>
         <w:t xml:space="preserve"> </w:t>
       </w:r>
-      <w:hyperlink r:id="rId105">
+      <w:hyperlink r:id="rId107">
         <w:r>
           <w:rPr>
             <w:rStyle w:val="Hyperlink"/>
@@ -3898,8 +4033,8 @@
         <w:t xml:space="preserve">.</w:t>
       </w:r>
     </w:p>
-    <w:bookmarkEnd w:id="106"/>
-    <w:bookmarkStart w:id="110" w:name="blackboard-1"/>
+    <w:bookmarkEnd w:id="108"/>
+    <w:bookmarkStart w:id="112" w:name="blackboard-1"/>
     <w:p>
       <w:pPr>
         <w:pStyle w:val="Heading3"/>
@@ -3926,7 +4061,7 @@
       <w:r>
         <w:t xml:space="preserve"> </w:t>
       </w:r>
-      <w:hyperlink r:id="rId107">
+      <w:hyperlink r:id="rId109">
         <w:r>
           <w:rPr>
             <w:rStyle w:val="Hyperlink"/>
@@ -3940,7 +4075,7 @@
       <w:r>
         <w:t xml:space="preserve"> </w:t>
       </w:r>
-      <w:hyperlink r:id="rId108">
+      <w:hyperlink r:id="rId110">
         <w:r>
           <w:rPr>
             <w:rStyle w:val="Hyperlink"/>
@@ -3954,7 +4089,7 @@
       <w:r>
         <w:t xml:space="preserve"> </w:t>
       </w:r>
-      <w:hyperlink r:id="rId109">
+      <w:hyperlink r:id="rId111">
         <w:r>
           <w:rPr>
             <w:rStyle w:val="Hyperlink"/>
@@ -3966,8 +4101,8 @@
         <w:t xml:space="preserve">.</w:t>
       </w:r>
     </w:p>
-    <w:bookmarkEnd w:id="110"/>
-    <w:bookmarkStart w:id="112" w:name="discrimination-and-harassment"/>
+    <w:bookmarkEnd w:id="112"/>
+    <w:bookmarkStart w:id="114" w:name="discrimination-and-harassment"/>
     <w:p>
       <w:pPr>
         <w:pStyle w:val="Heading3"/>
@@ -3994,7 +4129,7 @@
       <w:r>
         <w:t xml:space="preserve"> </w:t>
       </w:r>
-      <w:hyperlink r:id="rId111">
+      <w:hyperlink r:id="rId113">
         <w:r>
           <w:rPr>
             <w:rStyle w:val="Hyperlink"/>
@@ -4006,8 +4141,8 @@
         <w:t xml:space="preserve">; or by telephone: 315-443-4018.</w:t>
       </w:r>
     </w:p>
-    <w:bookmarkEnd w:id="112"/>
-    <w:bookmarkStart w:id="113" w:name="diversity"/>
+    <w:bookmarkEnd w:id="114"/>
+    <w:bookmarkStart w:id="115" w:name="diversity"/>
     <w:p>
       <w:pPr>
         <w:pStyle w:val="Heading3"/>
@@ -4024,8 +4159,8 @@
         <w:t xml:space="preserve">It is the intent of this course for students from all diverse backgrounds and perspectives to be well served by this course, that students’ learning needs be addressed both in and out of class, and that the diversity that students bring to this class be viewed as a resource, strength, and benefit. It is also critical to present materials and activities that are respectful of diversity: gender, sexuality, disability, age, socioeconomic status, ethnicity, race, and culture. Your suggestions are encouraged and appreciated. Please let your instructor know ways to improve the effectiveness of the course for you personally or for other students or student groups.</w:t>
       </w:r>
     </w:p>
-    <w:bookmarkEnd w:id="113"/>
-    <w:bookmarkStart w:id="115" w:name="disability"/>
+    <w:bookmarkEnd w:id="115"/>
+    <w:bookmarkStart w:id="117" w:name="disability"/>
     <w:p>
       <w:pPr>
         <w:pStyle w:val="Heading3"/>
@@ -4052,7 +4187,7 @@
       <w:r>
         <w:t xml:space="preserve"> </w:t>
       </w:r>
-      <w:hyperlink r:id="rId114">
+      <w:hyperlink r:id="rId116">
         <w:r>
           <w:rPr>
             <w:rStyle w:val="Hyperlink"/>
@@ -4075,8 +4210,8 @@
         <w:t xml:space="preserve">CDR is responsible for coordinating disability-related academic accommodations and will work with the student to develop an access plan. Since academic accommodations are generally not provided retroactively, please contact CDR as soon as possible to initiate this process.</w:t>
       </w:r>
     </w:p>
-    <w:bookmarkEnd w:id="115"/>
-    <w:bookmarkStart w:id="117" w:name="faith-and-religious-accommodations"/>
+    <w:bookmarkEnd w:id="117"/>
+    <w:bookmarkStart w:id="119" w:name="faith-and-religious-accommodations"/>
     <w:p>
       <w:pPr>
         <w:pStyle w:val="Heading3"/>
@@ -4089,7 +4224,7 @@
       <w:pPr>
         <w:pStyle w:val="FirstParagraph"/>
       </w:pPr>
-      <w:hyperlink r:id="rId116">
+      <w:hyperlink r:id="rId118">
         <w:r>
           <w:rPr>
             <w:rStyle w:val="Hyperlink"/>
@@ -4104,8 +4239,8 @@
         <w:t xml:space="preserve">recognizes the diversity of faiths represented in the campus community and protects the rights of students, faculty, and staff to observe religious holy days according to their traditions. Under the policy, students are given an opportunity to make up any examination, study, or work requirements that may be missed due to a religious observance, provided they notify their instructors no later than the academic drop deadline. For observances occurring before the drop deadline, notification is required at least two academic days in advance. Students may enter their observances in MySlice under Student Services/Enrollment/My Religious Observances/Add a Notification.</w:t>
       </w:r>
     </w:p>
-    <w:bookmarkEnd w:id="117"/>
-    <w:bookmarkStart w:id="119" w:name="ferpa"/>
+    <w:bookmarkEnd w:id="119"/>
+    <w:bookmarkStart w:id="121" w:name="ferpa"/>
     <w:p>
       <w:pPr>
         <w:pStyle w:val="Heading3"/>
@@ -4124,7 +4259,7 @@
       <w:r>
         <w:t xml:space="preserve"> </w:t>
       </w:r>
-      <w:hyperlink r:id="rId118">
+      <w:hyperlink r:id="rId120">
         <w:r>
           <w:rPr>
             <w:rStyle w:val="Hyperlink"/>
@@ -4139,8 +4274,8 @@
         <w:t xml:space="preserve">or contact the Office of the Registrar (315.443.2422).</w:t>
       </w:r>
     </w:p>
-    <w:bookmarkEnd w:id="119"/>
-    <w:bookmarkStart w:id="121" w:name="health-and-wellness"/>
+    <w:bookmarkEnd w:id="121"/>
+    <w:bookmarkStart w:id="123" w:name="health-and-wellness"/>
     <w:p>
       <w:pPr>
         <w:pStyle w:val="Heading3"/>
@@ -4159,7 +4294,7 @@
       <w:r>
         <w:t xml:space="preserve"> </w:t>
       </w:r>
-      <w:hyperlink r:id="rId120">
+      <w:hyperlink r:id="rId122">
         <w:r>
           <w:rPr>
             <w:rStyle w:val="Hyperlink"/>
@@ -4174,8 +4309,8 @@
         <w:t xml:space="preserve">and seek out support for mental health concerns as needed. Counseling services are available 24/7, 365 days, at 315-443-8000.</w:t>
       </w:r>
     </w:p>
-    <w:bookmarkEnd w:id="121"/>
-    <w:bookmarkStart w:id="123" w:name="orange-alert"/>
+    <w:bookmarkEnd w:id="123"/>
+    <w:bookmarkStart w:id="125" w:name="orange-alert"/>
     <w:p>
       <w:pPr>
         <w:pStyle w:val="Heading3"/>
@@ -4222,7 +4357,7 @@
       <w:r>
         <w:t xml:space="preserve"> </w:t>
       </w:r>
-      <w:hyperlink r:id="rId122">
+      <w:hyperlink r:id="rId124">
         <w:r>
           <w:rPr>
             <w:rStyle w:val="Hyperlink"/>
@@ -4234,8 +4369,8 @@
         <w:t xml:space="preserve">.</w:t>
       </w:r>
     </w:p>
-    <w:bookmarkEnd w:id="123"/>
-    <w:bookmarkStart w:id="125" w:name="syllabus-format-note"/>
+    <w:bookmarkEnd w:id="125"/>
+    <w:bookmarkStart w:id="127" w:name="syllabus-format-note"/>
     <w:p>
       <w:pPr>
         <w:pStyle w:val="Heading3"/>
@@ -4254,7 +4389,7 @@
       <w:r>
         <w:t xml:space="preserve"> </w:t>
       </w:r>
-      <w:hyperlink r:id="rId124">
+      <w:hyperlink r:id="rId126">
         <w:r>
           <w:rPr>
             <w:rStyle w:val="Hyperlink"/>
@@ -4269,8 +4404,8 @@
         <w:t xml:space="preserve">to see the original version and for any changes.</w:t>
       </w:r>
     </w:p>
-    <w:bookmarkEnd w:id="125"/>
-    <w:bookmarkEnd w:id="126"/>
+    <w:bookmarkEnd w:id="127"/>
+    <w:bookmarkEnd w:id="128"/>
     <w:sectPr>
       <w:footnotePr>
         <w:numRestart w:val="eachSect"/>

--- a/syllabus.docx
+++ b/syllabus.docx
@@ -3645,7 +3645,7 @@
       </w:r>
     </w:p>
     <w:bookmarkEnd w:id="95"/>
-    <w:bookmarkStart w:id="96" w:name="notes"/>
+    <w:bookmarkStart w:id="103" w:name="notes"/>
     <w:p>
       <w:pPr>
         <w:pStyle w:val="Heading2"/>
@@ -3654,21 +3654,18 @@
         <w:t xml:space="preserve">🗒️ Notes</w:t>
       </w:r>
     </w:p>
+    <w:bookmarkStart w:id="96" w:name="a-note-on-readings"/>
+    <w:p>
+      <w:pPr>
+        <w:pStyle w:val="Heading3"/>
+      </w:pPr>
+      <w:r>
+        <w:t xml:space="preserve">A Note on Readings</w:t>
+      </w:r>
+    </w:p>
     <w:p>
       <w:pPr>
         <w:pStyle w:val="FirstParagraph"/>
-      </w:pPr>
-      <w:r>
-        <w:rPr>
-          <w:b/>
-          <w:bCs/>
-        </w:rPr>
-        <w:t xml:space="preserve">A Note on Readings</w:t>
-      </w:r>
-    </w:p>
-    <w:p>
-      <w:pPr>
-        <w:pStyle w:val="BodyText"/>
       </w:pPr>
       <w:r>
         <w:t xml:space="preserve">All readings may be found linked from the course content pages. Readings will be posted at least one week ahead of time. Each day will have one or two primary sources that should be read, listened to, or watched in full, a series of simpler secondary readings (often, news coverage, podcasts, and/or videos) that should be browsed or scanned, and (frequently) further secondary and background reference reading for those interested in diving deeper.</w:t>
@@ -3711,7 +3708,114 @@
       </w:r>
     </w:p>
     <w:bookmarkEnd w:id="96"/>
-    <w:bookmarkStart w:id="128" w:name="campus-academic-resources-policies"/>
+    <w:bookmarkStart w:id="102" w:name="digital-access-to-readings"/>
+    <w:p>
+      <w:pPr>
+        <w:pStyle w:val="Heading3"/>
+      </w:pPr>
+      <w:r>
+        <w:t xml:space="preserve">Digital Access to Readings</w:t>
+      </w:r>
+    </w:p>
+    <w:p>
+      <w:pPr>
+        <w:pStyle w:val="FirstParagraph"/>
+      </w:pPr>
+      <w:r>
+        <w:t xml:space="preserve">You may need to log in through the library with your Syracuse ID to access academic articles linked in the readings.</w:t>
+      </w:r>
+    </w:p>
+    <w:p>
+      <w:pPr>
+        <w:pStyle w:val="BodyText"/>
+      </w:pPr>
+      <w:r>
+        <w:t xml:space="preserve">News stories are predominantly taken from sources you have free digital access to through the SU library:</w:t>
+      </w:r>
+      <w:r>
+        <w:t xml:space="preserve"> </w:t>
+      </w:r>
+      <w:hyperlink r:id="rId97">
+        <w:r>
+          <w:rPr>
+            <w:rStyle w:val="Hyperlink"/>
+            <w:i/>
+            <w:iCs/>
+          </w:rPr>
+          <w:t xml:space="preserve">The New York Times</w:t>
+        </w:r>
+      </w:hyperlink>
+      <w:r>
+        <w:t xml:space="preserve">,</w:t>
+      </w:r>
+      <w:r>
+        <w:t xml:space="preserve"> </w:t>
+      </w:r>
+      <w:hyperlink r:id="rId98">
+        <w:r>
+          <w:rPr>
+            <w:rStyle w:val="Hyperlink"/>
+            <w:i/>
+            <w:iCs/>
+          </w:rPr>
+          <w:t xml:space="preserve">Wall Street Journal</w:t>
+        </w:r>
+      </w:hyperlink>
+      <w:r>
+        <w:t xml:space="preserve">,</w:t>
+      </w:r>
+      <w:r>
+        <w:t xml:space="preserve"> </w:t>
+      </w:r>
+      <w:hyperlink r:id="rId99">
+        <w:r>
+          <w:rPr>
+            <w:rStyle w:val="Hyperlink"/>
+            <w:i/>
+            <w:iCs/>
+          </w:rPr>
+          <w:t xml:space="preserve">Washington Post</w:t>
+        </w:r>
+      </w:hyperlink>
+      <w:r>
+        <w:t xml:space="preserve">,</w:t>
+      </w:r>
+      <w:r>
+        <w:t xml:space="preserve"> </w:t>
+      </w:r>
+      <w:hyperlink r:id="rId100">
+        <w:r>
+          <w:rPr>
+            <w:rStyle w:val="Hyperlink"/>
+            <w:i/>
+            <w:iCs/>
+          </w:rPr>
+          <w:t xml:space="preserve">Syracuse Post Standard</w:t>
+        </w:r>
+      </w:hyperlink>
+      <w:r>
+        <w:t xml:space="preserve">, and</w:t>
+      </w:r>
+      <w:r>
+        <w:t xml:space="preserve"> </w:t>
+      </w:r>
+      <w:hyperlink r:id="rId101">
+        <w:r>
+          <w:rPr>
+            <w:rStyle w:val="Hyperlink"/>
+            <w:i/>
+            <w:iCs/>
+          </w:rPr>
+          <w:t xml:space="preserve">The Atlantic</w:t>
+        </w:r>
+      </w:hyperlink>
+      <w:r>
+        <w:t xml:space="preserve">. Click through and make sure you set up your access to each publication so you can read the articles when assigned.</w:t>
+      </w:r>
+    </w:p>
+    <w:bookmarkEnd w:id="102"/>
+    <w:bookmarkEnd w:id="103"/>
+    <w:bookmarkStart w:id="135" w:name="campus-academic-resources-policies"/>
     <w:p>
       <w:pPr>
         <w:pStyle w:val="Heading2"/>
@@ -3730,7 +3834,7 @@
       <w:r>
         <w:t xml:space="preserve"> </w:t>
       </w:r>
-      <w:hyperlink r:id="rId97">
+      <w:hyperlink r:id="rId104">
         <w:r>
           <w:rPr>
             <w:rStyle w:val="Hyperlink"/>
@@ -3742,7 +3846,7 @@
         <w:t xml:space="preserve">.</w:t>
       </w:r>
     </w:p>
-    <w:bookmarkStart w:id="98" w:name="academic-drop-deadline"/>
+    <w:bookmarkStart w:id="105" w:name="academic-drop-deadline"/>
     <w:p>
       <w:pPr>
         <w:pStyle w:val="Heading3"/>
@@ -3783,8 +3887,8 @@
         <w:t xml:space="preserve">classes (Flexibly formatted classes) have different deadlines and will need to check MySlice for the Academic and Financial Drop deadlines that pertain to their class.</w:t>
       </w:r>
     </w:p>
-    <w:bookmarkEnd w:id="98"/>
-    <w:bookmarkStart w:id="101" w:name="academic-integrity"/>
+    <w:bookmarkEnd w:id="105"/>
+    <w:bookmarkStart w:id="108" w:name="academic-integrity"/>
     <w:p>
       <w:pPr>
         <w:pStyle w:val="Heading3"/>
@@ -3803,7 +3907,7 @@
       <w:r>
         <w:t xml:space="preserve"> </w:t>
       </w:r>
-      <w:hyperlink r:id="rId99">
+      <w:hyperlink r:id="rId106">
         <w:r>
           <w:rPr>
             <w:rStyle w:val="Hyperlink"/>
@@ -3820,7 +3924,7 @@
       <w:r>
         <w:t xml:space="preserve"> </w:t>
       </w:r>
-      <w:hyperlink r:id="rId100">
+      <w:hyperlink r:id="rId107">
         <w:r>
           <w:rPr>
             <w:rStyle w:val="Hyperlink"/>
@@ -3851,8 +3955,8 @@
         <w:t xml:space="preserve">Students found in violation of the policy are subject to grade sanctions determined by the course instructor and non-grade sanctions determined by the School or College where the course is offered. Students may not drop or withdraw from courses in which they face a suspected violation. Any established violation in this course may result in course failure regardless of violation level.</w:t>
       </w:r>
     </w:p>
-    <w:bookmarkEnd w:id="101"/>
-    <w:bookmarkStart w:id="103" w:name="artificial-intelligence"/>
+    <w:bookmarkEnd w:id="108"/>
+    <w:bookmarkStart w:id="110" w:name="artificial-intelligence"/>
     <w:p>
       <w:pPr>
         <w:pStyle w:val="Heading3"/>
@@ -3895,7 +3999,7 @@
       <w:r>
         <w:t xml:space="preserve"> </w:t>
       </w:r>
-      <w:hyperlink r:id="rId102">
+      <w:hyperlink r:id="rId109">
         <w:r>
           <w:rPr>
             <w:rStyle w:val="Hyperlink"/>
@@ -3915,8 +4019,8 @@
         <w:t xml:space="preserve">I, as the instructor, may use generative AI tools to help develop course materials. When I do, I take full responsibility for reviewing and verifying all AI-generated content to ensure it is accurate, appropriate and aligned with our learning objectives. All final course materials represent my professional judgment about what will best support your learning.</w:t>
       </w:r>
     </w:p>
-    <w:bookmarkEnd w:id="103"/>
-    <w:bookmarkStart w:id="104" w:name="academic-integrity-online"/>
+    <w:bookmarkEnd w:id="110"/>
+    <w:bookmarkStart w:id="111" w:name="academic-integrity-online"/>
     <w:p>
       <w:pPr>
         <w:pStyle w:val="Heading3"/>
@@ -3941,8 +4045,8 @@
         <w:t xml:space="preserve">Using websites that charge fees or require uploading of course material (e.g., Chegg, Course Hero) to obtain exam solutions or assignments completed by others and present the work as your own violates academic integrity expectations in this course and may be classified as a Level 3 violation, resulting in suspension or expulsion from Syracuse University.</w:t>
       </w:r>
     </w:p>
-    <w:bookmarkEnd w:id="104"/>
-    <w:bookmarkStart w:id="108" w:name="attendance-policy"/>
+    <w:bookmarkEnd w:id="111"/>
+    <w:bookmarkStart w:id="115" w:name="attendance-policy"/>
     <w:p>
       <w:pPr>
         <w:pStyle w:val="Heading3"/>
@@ -3963,7 +4067,7 @@
       <w:pPr>
         <w:pStyle w:val="BodyText"/>
       </w:pPr>
-      <w:hyperlink r:id="rId105">
+      <w:hyperlink r:id="rId112">
         <w:r>
           <w:rPr>
             <w:rStyle w:val="Hyperlink"/>
@@ -3974,7 +4078,7 @@
       <w:r>
         <w:t xml:space="preserve"> </w:t>
       </w:r>
-      <w:hyperlink r:id="rId106">
+      <w:hyperlink r:id="rId113">
         <w:r>
           <w:rPr>
             <w:rStyle w:val="Hyperlink"/>
@@ -4021,7 +4125,7 @@
       <w:r>
         <w:t xml:space="preserve"> </w:t>
       </w:r>
-      <w:hyperlink r:id="rId107">
+      <w:hyperlink r:id="rId114">
         <w:r>
           <w:rPr>
             <w:rStyle w:val="Hyperlink"/>
@@ -4033,8 +4137,8 @@
         <w:t xml:space="preserve">.</w:t>
       </w:r>
     </w:p>
-    <w:bookmarkEnd w:id="108"/>
-    <w:bookmarkStart w:id="112" w:name="blackboard-1"/>
+    <w:bookmarkEnd w:id="115"/>
+    <w:bookmarkStart w:id="119" w:name="blackboard-1"/>
     <w:p>
       <w:pPr>
         <w:pStyle w:val="Heading3"/>
@@ -4061,7 +4165,7 @@
       <w:r>
         <w:t xml:space="preserve"> </w:t>
       </w:r>
-      <w:hyperlink r:id="rId109">
+      <w:hyperlink r:id="rId116">
         <w:r>
           <w:rPr>
             <w:rStyle w:val="Hyperlink"/>
@@ -4075,7 +4179,7 @@
       <w:r>
         <w:t xml:space="preserve"> </w:t>
       </w:r>
-      <w:hyperlink r:id="rId110">
+      <w:hyperlink r:id="rId117">
         <w:r>
           <w:rPr>
             <w:rStyle w:val="Hyperlink"/>
@@ -4089,7 +4193,7 @@
       <w:r>
         <w:t xml:space="preserve"> </w:t>
       </w:r>
-      <w:hyperlink r:id="rId111">
+      <w:hyperlink r:id="rId118">
         <w:r>
           <w:rPr>
             <w:rStyle w:val="Hyperlink"/>
@@ -4101,8 +4205,8 @@
         <w:t xml:space="preserve">.</w:t>
       </w:r>
     </w:p>
-    <w:bookmarkEnd w:id="112"/>
-    <w:bookmarkStart w:id="114" w:name="discrimination-and-harassment"/>
+    <w:bookmarkEnd w:id="119"/>
+    <w:bookmarkStart w:id="121" w:name="discrimination-and-harassment"/>
     <w:p>
       <w:pPr>
         <w:pStyle w:val="Heading3"/>
@@ -4129,7 +4233,7 @@
       <w:r>
         <w:t xml:space="preserve"> </w:t>
       </w:r>
-      <w:hyperlink r:id="rId113">
+      <w:hyperlink r:id="rId120">
         <w:r>
           <w:rPr>
             <w:rStyle w:val="Hyperlink"/>
@@ -4141,8 +4245,8 @@
         <w:t xml:space="preserve">; or by telephone: 315-443-4018.</w:t>
       </w:r>
     </w:p>
-    <w:bookmarkEnd w:id="114"/>
-    <w:bookmarkStart w:id="115" w:name="diversity"/>
+    <w:bookmarkEnd w:id="121"/>
+    <w:bookmarkStart w:id="122" w:name="diversity"/>
     <w:p>
       <w:pPr>
         <w:pStyle w:val="Heading3"/>
@@ -4159,8 +4263,8 @@
         <w:t xml:space="preserve">It is the intent of this course for students from all diverse backgrounds and perspectives to be well served by this course, that students’ learning needs be addressed both in and out of class, and that the diversity that students bring to this class be viewed as a resource, strength, and benefit. It is also critical to present materials and activities that are respectful of diversity: gender, sexuality, disability, age, socioeconomic status, ethnicity, race, and culture. Your suggestions are encouraged and appreciated. Please let your instructor know ways to improve the effectiveness of the course for you personally or for other students or student groups.</w:t>
       </w:r>
     </w:p>
-    <w:bookmarkEnd w:id="115"/>
-    <w:bookmarkStart w:id="117" w:name="disability"/>
+    <w:bookmarkEnd w:id="122"/>
+    <w:bookmarkStart w:id="124" w:name="disability"/>
     <w:p>
       <w:pPr>
         <w:pStyle w:val="Heading3"/>
@@ -4187,7 +4291,7 @@
       <w:r>
         <w:t xml:space="preserve"> </w:t>
       </w:r>
-      <w:hyperlink r:id="rId116">
+      <w:hyperlink r:id="rId123">
         <w:r>
           <w:rPr>
             <w:rStyle w:val="Hyperlink"/>
@@ -4210,8 +4314,8 @@
         <w:t xml:space="preserve">CDR is responsible for coordinating disability-related academic accommodations and will work with the student to develop an access plan. Since academic accommodations are generally not provided retroactively, please contact CDR as soon as possible to initiate this process.</w:t>
       </w:r>
     </w:p>
-    <w:bookmarkEnd w:id="117"/>
-    <w:bookmarkStart w:id="119" w:name="faith-and-religious-accommodations"/>
+    <w:bookmarkEnd w:id="124"/>
+    <w:bookmarkStart w:id="126" w:name="faith-and-religious-accommodations"/>
     <w:p>
       <w:pPr>
         <w:pStyle w:val="Heading3"/>
@@ -4224,7 +4328,7 @@
       <w:pPr>
         <w:pStyle w:val="FirstParagraph"/>
       </w:pPr>
-      <w:hyperlink r:id="rId118">
+      <w:hyperlink r:id="rId125">
         <w:r>
           <w:rPr>
             <w:rStyle w:val="Hyperlink"/>
@@ -4239,8 +4343,8 @@
         <w:t xml:space="preserve">recognizes the diversity of faiths represented in the campus community and protects the rights of students, faculty, and staff to observe religious holy days according to their traditions. Under the policy, students are given an opportunity to make up any examination, study, or work requirements that may be missed due to a religious observance, provided they notify their instructors no later than the academic drop deadline. For observances occurring before the drop deadline, notification is required at least two academic days in advance. Students may enter their observances in MySlice under Student Services/Enrollment/My Religious Observances/Add a Notification.</w:t>
       </w:r>
     </w:p>
-    <w:bookmarkEnd w:id="119"/>
-    <w:bookmarkStart w:id="121" w:name="ferpa"/>
+    <w:bookmarkEnd w:id="126"/>
+    <w:bookmarkStart w:id="128" w:name="ferpa"/>
     <w:p>
       <w:pPr>
         <w:pStyle w:val="Heading3"/>
@@ -4259,7 +4363,7 @@
       <w:r>
         <w:t xml:space="preserve"> </w:t>
       </w:r>
-      <w:hyperlink r:id="rId120">
+      <w:hyperlink r:id="rId127">
         <w:r>
           <w:rPr>
             <w:rStyle w:val="Hyperlink"/>
@@ -4274,8 +4378,8 @@
         <w:t xml:space="preserve">or contact the Office of the Registrar (315.443.2422).</w:t>
       </w:r>
     </w:p>
-    <w:bookmarkEnd w:id="121"/>
-    <w:bookmarkStart w:id="123" w:name="health-and-wellness"/>
+    <w:bookmarkEnd w:id="128"/>
+    <w:bookmarkStart w:id="130" w:name="health-and-wellness"/>
     <w:p>
       <w:pPr>
         <w:pStyle w:val="Heading3"/>
@@ -4294,7 +4398,7 @@
       <w:r>
         <w:t xml:space="preserve"> </w:t>
       </w:r>
-      <w:hyperlink r:id="rId122">
+      <w:hyperlink r:id="rId129">
         <w:r>
           <w:rPr>
             <w:rStyle w:val="Hyperlink"/>
@@ -4309,8 +4413,8 @@
         <w:t xml:space="preserve">and seek out support for mental health concerns as needed. Counseling services are available 24/7, 365 days, at 315-443-8000.</w:t>
       </w:r>
     </w:p>
-    <w:bookmarkEnd w:id="123"/>
-    <w:bookmarkStart w:id="125" w:name="orange-alert"/>
+    <w:bookmarkEnd w:id="130"/>
+    <w:bookmarkStart w:id="132" w:name="orange-alert"/>
     <w:p>
       <w:pPr>
         <w:pStyle w:val="Heading3"/>
@@ -4357,7 +4461,7 @@
       <w:r>
         <w:t xml:space="preserve"> </w:t>
       </w:r>
-      <w:hyperlink r:id="rId124">
+      <w:hyperlink r:id="rId131">
         <w:r>
           <w:rPr>
             <w:rStyle w:val="Hyperlink"/>
@@ -4369,8 +4473,8 @@
         <w:t xml:space="preserve">.</w:t>
       </w:r>
     </w:p>
-    <w:bookmarkEnd w:id="125"/>
-    <w:bookmarkStart w:id="127" w:name="syllabus-format-note"/>
+    <w:bookmarkEnd w:id="132"/>
+    <w:bookmarkStart w:id="134" w:name="syllabus-format-note"/>
     <w:p>
       <w:pPr>
         <w:pStyle w:val="Heading3"/>
@@ -4389,7 +4493,7 @@
       <w:r>
         <w:t xml:space="preserve"> </w:t>
       </w:r>
-      <w:hyperlink r:id="rId126">
+      <w:hyperlink r:id="rId133">
         <w:r>
           <w:rPr>
             <w:rStyle w:val="Hyperlink"/>
@@ -4404,8 +4508,8 @@
         <w:t xml:space="preserve">to see the original version and for any changes.</w:t>
       </w:r>
     </w:p>
-    <w:bookmarkEnd w:id="127"/>
-    <w:bookmarkEnd w:id="128"/>
+    <w:bookmarkEnd w:id="134"/>
+    <w:bookmarkEnd w:id="135"/>
     <w:sectPr>
       <w:footnotePr>
         <w:numRestart w:val="eachSect"/>

--- a/syllabus.docx
+++ b/syllabus.docx
@@ -34,7 +34,7 @@
         <w:t xml:space="preserve">S2026</w:t>
       </w:r>
     </w:p>
-    <w:bookmarkStart w:id="29" w:name="course-information"/>
+    <w:bookmarkStart w:id="18" w:name="course-information"/>
     <w:p>
       <w:pPr>
         <w:pStyle w:val="Heading2"/>
@@ -43,7 +43,7 @@
         <w:t xml:space="preserve">🏛️ Course Information</w:t>
       </w:r>
     </w:p>
-    <w:bookmarkStart w:id="20" w:name="class"/>
+    <w:bookmarkStart w:id="9" w:name="class"/>
     <w:p>
       <w:pPr>
         <w:pStyle w:val="Heading3"/>
@@ -82,8 +82,8 @@
         <w:t xml:space="preserve">: Eggers 070</w:t>
       </w:r>
     </w:p>
-    <w:bookmarkEnd w:id="20"/>
-    <w:bookmarkStart w:id="23" w:name="instructor"/>
+    <w:bookmarkEnd w:id="9"/>
+    <w:bookmarkStart w:id="12" w:name="instructor"/>
     <w:p>
       <w:pPr>
         <w:pStyle w:val="Heading3"/>
@@ -137,7 +137,7 @@
         <w:rPr>
           <w:rStyle w:val="FootnoteReference"/>
         </w:rPr>
-        <w:footnoteReference w:id="21"/>
+        <w:footnoteReference w:id="10"/>
       </w:r>
     </w:p>
     <w:p>
@@ -172,7 +172,7 @@
       <w:r>
         <w:t xml:space="preserve"> </w:t>
       </w:r>
-      <w:hyperlink r:id="rId22">
+      <w:hyperlink r:id="rId11">
         <w:r>
           <w:rPr>
             <w:rStyle w:val="Hyperlink"/>
@@ -181,8 +181,8 @@
         </w:r>
       </w:hyperlink>
     </w:p>
-    <w:bookmarkEnd w:id="23"/>
-    <w:bookmarkStart w:id="24" w:name="quick-description"/>
+    <w:bookmarkEnd w:id="12"/>
+    <w:bookmarkStart w:id="13" w:name="quick-description"/>
     <w:p>
       <w:pPr>
         <w:pStyle w:val="Heading3"/>
@@ -199,8 +199,8 @@
         <w:t xml:space="preserve">This course is designed for students who want to think critically about artificial intelligence and design artificial intelligence policies for government, business, and nonprofit organizations of all sizes.</w:t>
       </w:r>
     </w:p>
-    <w:bookmarkEnd w:id="24"/>
-    <w:bookmarkStart w:id="25" w:name="course-description"/>
+    <w:bookmarkEnd w:id="13"/>
+    <w:bookmarkStart w:id="14" w:name="course-description"/>
     <w:p>
       <w:pPr>
         <w:pStyle w:val="Heading3"/>
@@ -229,8 +229,8 @@
         <w:t xml:space="preserve">course: assignments will include reading, class discussion and leadership, debates, writing, and learning about the use of AI tools and prompts to generate output. Students will not be expected, however, to program or write any formal code.</w:t>
       </w:r>
     </w:p>
-    <w:bookmarkEnd w:id="25"/>
-    <w:bookmarkStart w:id="26" w:name="course-structure"/>
+    <w:bookmarkEnd w:id="14"/>
+    <w:bookmarkStart w:id="15" w:name="course-structure"/>
     <w:p>
       <w:pPr>
         <w:pStyle w:val="Heading3"/>
@@ -295,8 +295,8 @@
         <w:t xml:space="preserve">intelligence? Second, we proceed to discuss the mechanics of current computational approaches to AI, with a particular focus on large language models (such as OpenAI’s ChatGPT), including approachable, non-technical overviews of the principles behind machine learning, neural networks, and assorted technologies that have given rise to the current state of the art in AI. Third, we consider the societal impacts of current artificial intelligence systems, including data practices as well as current AI applications, uses, risks, and ethics. Fourth, we turn to policy, examining the decisions in front of governments, companies, and organizations in the United States and worldwide as well as complications in the policy process for producing effective AI legislation.</w:t>
       </w:r>
     </w:p>
-    <w:bookmarkEnd w:id="26"/>
-    <w:bookmarkStart w:id="27" w:name="prerequisites"/>
+    <w:bookmarkEnd w:id="15"/>
+    <w:bookmarkStart w:id="16" w:name="prerequisites"/>
     <w:p>
       <w:pPr>
         <w:pStyle w:val="Heading3"/>
@@ -366,8 +366,8 @@
         <w:t xml:space="preserve">. This class is conducted as a seminar, not a lecture, and interest and participation is presumed and required.</w:t>
       </w:r>
     </w:p>
-    <w:bookmarkEnd w:id="27"/>
-    <w:bookmarkStart w:id="28" w:name="learning-objectives"/>
+    <w:bookmarkEnd w:id="16"/>
+    <w:bookmarkStart w:id="17" w:name="learning-objectives"/>
     <w:p>
       <w:pPr>
         <w:pStyle w:val="Heading3"/>
@@ -412,9 +412,9 @@
         <w:t xml:space="preserve">Design and evaluate AI policy proposals by applying principles of data ethics, policy analysis, and policy design to real-world issue domains.</w:t>
       </w:r>
     </w:p>
-    <w:bookmarkEnd w:id="28"/>
-    <w:bookmarkEnd w:id="29"/>
-    <w:bookmarkStart w:id="39" w:name="materials"/>
+    <w:bookmarkEnd w:id="17"/>
+    <w:bookmarkEnd w:id="18"/>
+    <w:bookmarkStart w:id="28" w:name="materials"/>
     <w:p>
       <w:pPr>
         <w:pStyle w:val="Heading2"/>
@@ -423,7 +423,7 @@
         <w:t xml:space="preserve">📘 Materials</w:t>
       </w:r>
     </w:p>
-    <w:bookmarkStart w:id="30" w:name="books"/>
+    <w:bookmarkStart w:id="19" w:name="books"/>
     <w:p>
       <w:pPr>
         <w:pStyle w:val="Heading3"/>
@@ -500,8 +500,8 @@
         <w:t xml:space="preserve">Haugeland et al, 2023. Mind Design III: Philosophy, Psychology, and Artificial Intelligence.</w:t>
       </w:r>
     </w:p>
-    <w:bookmarkEnd w:id="30"/>
-    <w:bookmarkStart w:id="32" w:name="computing"/>
+    <w:bookmarkEnd w:id="19"/>
+    <w:bookmarkStart w:id="21" w:name="computing"/>
     <w:p>
       <w:pPr>
         <w:pStyle w:val="Heading3"/>
@@ -528,7 +528,7 @@
       <w:r>
         <w:t xml:space="preserve"> </w:t>
       </w:r>
-      <w:hyperlink r:id="rId31">
+      <w:hyperlink r:id="rId20">
         <w:r>
           <w:rPr>
             <w:rStyle w:val="Hyperlink"/>
@@ -537,8 +537,8 @@
         </w:r>
       </w:hyperlink>
     </w:p>
-    <w:bookmarkEnd w:id="32"/>
-    <w:bookmarkStart w:id="38" w:name="online-course-resources"/>
+    <w:bookmarkEnd w:id="21"/>
+    <w:bookmarkStart w:id="27" w:name="online-course-resources"/>
     <w:p>
       <w:pPr>
         <w:pStyle w:val="Heading3"/>
@@ -547,7 +547,7 @@
         <w:t xml:space="preserve">Online Course Resources</w:t>
       </w:r>
     </w:p>
-    <w:bookmarkStart w:id="34" w:name="website"/>
+    <w:bookmarkStart w:id="23" w:name="website"/>
     <w:p>
       <w:pPr>
         <w:pStyle w:val="Heading4"/>
@@ -560,7 +560,7 @@
       <w:pPr>
         <w:pStyle w:val="FirstParagraph"/>
       </w:pPr>
-      <w:hyperlink r:id="rId33">
+      <w:hyperlink r:id="rId22">
         <w:r>
           <w:rPr>
             <w:rStyle w:val="Hyperlink"/>
@@ -575,8 +575,8 @@
         <w:t xml:space="preserve">is our primary source of course organization and material: here, you can find the course syllabus, daily content, assignments, and more.</w:t>
       </w:r>
     </w:p>
-    <w:bookmarkEnd w:id="34"/>
-    <w:bookmarkStart w:id="36" w:name="blackboard"/>
+    <w:bookmarkEnd w:id="23"/>
+    <w:bookmarkStart w:id="25" w:name="blackboard"/>
     <w:p>
       <w:pPr>
         <w:pStyle w:val="Heading4"/>
@@ -595,7 +595,7 @@
       <w:r>
         <w:t xml:space="preserve"> </w:t>
       </w:r>
-      <w:hyperlink r:id="rId35">
+      <w:hyperlink r:id="rId24">
         <w:r>
           <w:rPr>
             <w:rStyle w:val="Hyperlink"/>
@@ -607,8 +607,8 @@
         <w:t xml:space="preserve">. In it, you will find submission portals for assignments and a link to our course webpage, along with (potentially) a few resources that are copyright protected and not suitable to post here.</w:t>
       </w:r>
     </w:p>
-    <w:bookmarkEnd w:id="36"/>
-    <w:bookmarkStart w:id="37" w:name="microsoft-teams"/>
+    <w:bookmarkEnd w:id="25"/>
+    <w:bookmarkStart w:id="26" w:name="microsoft-teams"/>
     <w:p>
       <w:pPr>
         <w:pStyle w:val="Heading4"/>
@@ -625,10 +625,10 @@
         <w:t xml:space="preserve">In addition to Blackboard, we’ll have a class discussion channel in Microsoft Teams for discussion question sharing as well as for sharing news articles. Make sure you set up easy access for yourself wherever is convenient.</w:t>
       </w:r>
     </w:p>
-    <w:bookmarkEnd w:id="37"/>
-    <w:bookmarkEnd w:id="38"/>
-    <w:bookmarkEnd w:id="39"/>
-    <w:bookmarkStart w:id="54" w:name="course-requirements"/>
+    <w:bookmarkEnd w:id="26"/>
+    <w:bookmarkEnd w:id="27"/>
+    <w:bookmarkEnd w:id="28"/>
+    <w:bookmarkStart w:id="43" w:name="course-requirements"/>
     <w:p>
       <w:pPr>
         <w:pStyle w:val="Heading2"/>
@@ -637,7 +637,7 @@
         <w:t xml:space="preserve">📌 Course Requirements</w:t>
       </w:r>
     </w:p>
-    <w:bookmarkStart w:id="40" w:name="overview"/>
+    <w:bookmarkStart w:id="29" w:name="overview"/>
     <w:p>
       <w:pPr>
         <w:pStyle w:val="Heading3"/>
@@ -830,8 +830,8 @@
         <w:t xml:space="preserve">Paper</w:t>
       </w:r>
     </w:p>
-    <w:bookmarkEnd w:id="40"/>
-    <w:bookmarkStart w:id="48" w:name="seminar-participation"/>
+    <w:bookmarkEnd w:id="29"/>
+    <w:bookmarkStart w:id="37" w:name="seminar-participation"/>
     <w:p>
       <w:pPr>
         <w:pStyle w:val="Heading3"/>
@@ -840,7 +840,7 @@
         <w:t xml:space="preserve">Seminar Participation</w:t>
       </w:r>
     </w:p>
-    <w:bookmarkStart w:id="41" w:name="Xda805d30f84fc6e94ba0adb4db4fae5fc0eba76"/>
+    <w:bookmarkStart w:id="30" w:name="Xda805d30f84fc6e94ba0adb4db4fae5fc0eba76"/>
     <w:p>
       <w:pPr>
         <w:pStyle w:val="Heading4"/>
@@ -857,8 +857,8 @@
         <w:t xml:space="preserve">This is a preceptorial-style seminar taught at a high level: it only works if everyone takes part. I have a high opinion of your intellectual capability and a similarly high opinion of the quality of your potential contributions - make sure to show them to me!</w:t>
       </w:r>
     </w:p>
-    <w:bookmarkEnd w:id="41"/>
-    <w:bookmarkStart w:id="42" w:name="discussion-questions"/>
+    <w:bookmarkEnd w:id="30"/>
+    <w:bookmarkStart w:id="31" w:name="discussion-questions"/>
     <w:p>
       <w:pPr>
         <w:pStyle w:val="Heading4"/>
@@ -875,8 +875,8 @@
         <w:t xml:space="preserve">Submit discussion questions or points (broadly construed) to the class by 9 AM on the day of class. Make sure to send messages to the course Teams chat so everyone can read them.</w:t>
       </w:r>
     </w:p>
-    <w:bookmarkEnd w:id="42"/>
-    <w:bookmarkStart w:id="43" w:name="ai-news-submissions"/>
+    <w:bookmarkEnd w:id="31"/>
+    <w:bookmarkStart w:id="32" w:name="ai-news-submissions"/>
     <w:p>
       <w:pPr>
         <w:pStyle w:val="Heading4"/>
@@ -893,8 +893,8 @@
         <w:t xml:space="preserve">In class, we’ll occasionally use time in class to discuss AI news from the week. (Especially if something particularly interesting happens . . . which, because this is AI, happens a lot). If you come across interesting AI news - or broad tech industry news - submit it to our Teams chat.</w:t>
       </w:r>
     </w:p>
-    <w:bookmarkEnd w:id="43"/>
-    <w:bookmarkStart w:id="44" w:name="discussion-leadership"/>
+    <w:bookmarkEnd w:id="32"/>
+    <w:bookmarkStart w:id="33" w:name="discussion-leadership"/>
     <w:p>
       <w:pPr>
         <w:pStyle w:val="Heading4"/>
@@ -911,8 +911,8 @@
         <w:t xml:space="preserve">Each class has an assigned discussion leader from among the students. While all students are under an obligation to read (or listen, or watch) the material each day from class, the discussion leader has a special role as the person who starts our discussion for the day rolling, and steps in should our discussion of the day’s material falter.</w:t>
       </w:r>
     </w:p>
-    <w:bookmarkEnd w:id="44"/>
-    <w:bookmarkStart w:id="47" w:name="participation-grading-policy"/>
+    <w:bookmarkEnd w:id="33"/>
+    <w:bookmarkStart w:id="36" w:name="participation-grading-policy"/>
     <w:p>
       <w:pPr>
         <w:pStyle w:val="Heading4"/>
@@ -955,7 +955,7 @@
         <w:rPr>
           <w:rStyle w:val="FootnoteReference"/>
         </w:rPr>
-        <w:footnoteReference w:id="45"/>
+        <w:footnoteReference w:id="34"/>
       </w:r>
     </w:p>
     <w:p>
@@ -991,7 +991,7 @@
         <w:rPr>
           <w:rStyle w:val="FootnoteReference"/>
         </w:rPr>
-        <w:footnoteReference w:id="46"/>
+        <w:footnoteReference w:id="35"/>
       </w:r>
       <w:r>
         <w:t xml:space="preserve"> </w:t>
@@ -1094,9 +1094,9 @@
         <w:t xml:space="preserve">Split evenly according to the number of students in the class.</w:t>
       </w:r>
     </w:p>
-    <w:bookmarkEnd w:id="47"/>
-    <w:bookmarkEnd w:id="48"/>
-    <w:bookmarkStart w:id="51" w:name="prepared-class-work"/>
+    <w:bookmarkEnd w:id="36"/>
+    <w:bookmarkEnd w:id="37"/>
+    <w:bookmarkStart w:id="40" w:name="prepared-class-work"/>
     <w:p>
       <w:pPr>
         <w:pStyle w:val="Heading3"/>
@@ -1105,7 +1105,7 @@
         <w:t xml:space="preserve">Prepared Class Work</w:t>
       </w:r>
     </w:p>
-    <w:bookmarkStart w:id="49" w:name="debates"/>
+    <w:bookmarkStart w:id="38" w:name="debates"/>
     <w:p>
       <w:pPr>
         <w:pStyle w:val="Heading4"/>
@@ -1167,8 +1167,8 @@
         <w:t xml:space="preserve">. All students will have equal debate responsibilities across the class.</w:t>
       </w:r>
     </w:p>
-    <w:bookmarkEnd w:id="49"/>
-    <w:bookmarkStart w:id="50" w:name="short-assignments"/>
+    <w:bookmarkEnd w:id="38"/>
+    <w:bookmarkStart w:id="39" w:name="short-assignments"/>
     <w:p>
       <w:pPr>
         <w:pStyle w:val="Heading4"/>
@@ -1185,9 +1185,9 @@
         <w:t xml:space="preserve">Small assignments about AI tools will be given throughout the semester. They may involve presentations to the class.</w:t>
       </w:r>
     </w:p>
-    <w:bookmarkEnd w:id="50"/>
-    <w:bookmarkEnd w:id="51"/>
-    <w:bookmarkStart w:id="52" w:name="core-exam"/>
+    <w:bookmarkEnd w:id="39"/>
+    <w:bookmarkEnd w:id="40"/>
+    <w:bookmarkStart w:id="41" w:name="core-exam"/>
     <w:p>
       <w:pPr>
         <w:pStyle w:val="Heading3"/>
@@ -1204,8 +1204,8 @@
         <w:t xml:space="preserve">An in class test on AI basics, held in the middle of the semester.</w:t>
       </w:r>
     </w:p>
-    <w:bookmarkEnd w:id="52"/>
-    <w:bookmarkStart w:id="53" w:name="final-project"/>
+    <w:bookmarkEnd w:id="41"/>
+    <w:bookmarkStart w:id="42" w:name="final-project"/>
     <w:p>
       <w:pPr>
         <w:pStyle w:val="Heading3"/>
@@ -1222,9 +1222,9 @@
         <w:t xml:space="preserve">A final research project on an aspect of AI policy. (There will be options.) Graduate students will have higher expectations than undergraduates.</w:t>
       </w:r>
     </w:p>
-    <w:bookmarkEnd w:id="53"/>
-    <w:bookmarkEnd w:id="54"/>
-    <w:bookmarkStart w:id="65" w:name="course-expectations-guidelines"/>
+    <w:bookmarkEnd w:id="42"/>
+    <w:bookmarkEnd w:id="43"/>
+    <w:bookmarkStart w:id="54" w:name="course-expectations-guidelines"/>
     <w:p>
       <w:pPr>
         <w:pStyle w:val="Heading2"/>
@@ -1233,7 +1233,7 @@
         <w:t xml:space="preserve">🎓 Course Expectations &amp; Guidelines</w:t>
       </w:r>
     </w:p>
-    <w:bookmarkStart w:id="56" w:name="etiquette-decorum"/>
+    <w:bookmarkStart w:id="45" w:name="etiquette-decorum"/>
     <w:p>
       <w:pPr>
         <w:pStyle w:val="Heading3"/>
@@ -1253,11 +1253,11 @@
         <w:rPr>
           <w:rStyle w:val="FootnoteReference"/>
         </w:rPr>
-        <w:footnoteReference w:id="55"/>
-      </w:r>
-    </w:p>
-    <w:bookmarkEnd w:id="56"/>
-    <w:bookmarkStart w:id="58" w:name="office-consultation-hours-appointments"/>
+        <w:footnoteReference w:id="44"/>
+      </w:r>
+    </w:p>
+    <w:bookmarkEnd w:id="45"/>
+    <w:bookmarkStart w:id="47" w:name="office-consultation-hours-appointments"/>
     <w:p>
       <w:pPr>
         <w:pStyle w:val="Heading3"/>
@@ -1276,7 +1276,7 @@
       <w:r>
         <w:t xml:space="preserve"> </w:t>
       </w:r>
-      <w:hyperlink r:id="rId57">
+      <w:hyperlink r:id="rId46">
         <w:r>
           <w:rPr>
             <w:rStyle w:val="Hyperlink"/>
@@ -1288,8 +1288,8 @@
         <w:t xml:space="preserve">. You do not need an appointment for regularly scheduled drop-in office hours: they are there for you! Furthermore, I have a general open-door policy: feel free to stop by to see if my door is open, and if it is, just come on in. (Don’t feel like you’re intruding! I’ll tell you if it’s not a good time.)</w:t>
       </w:r>
     </w:p>
-    <w:bookmarkEnd w:id="58"/>
-    <w:bookmarkStart w:id="63" w:name="e-mail"/>
+    <w:bookmarkEnd w:id="47"/>
+    <w:bookmarkStart w:id="52" w:name="e-mail"/>
     <w:p>
       <w:pPr>
         <w:pStyle w:val="Heading3"/>
@@ -1309,7 +1309,7 @@
         <w:rPr>
           <w:rStyle w:val="FootnoteReference"/>
         </w:rPr>
-        <w:footnoteReference w:id="59"/>
+        <w:footnoteReference w:id="48"/>
       </w:r>
     </w:p>
     <w:tbl>
@@ -1353,18 +1353,18 @@
                 <wp:inline>
                   <wp:extent cx="152400" cy="152400"/>
                   <wp:effectExtent b="0" l="0" r="0" t="0"/>
-                  <wp:docPr descr="" title="" id="61" name="Picture"/>
+                  <wp:docPr descr="" title="" id="50" name="Picture"/>
                   <a:graphic>
                     <a:graphicData uri="http://schemas.openxmlformats.org/drawingml/2006/picture">
                       <pic:pic>
                         <pic:nvPicPr>
-                          <pic:cNvPr descr="/opt/quarto/share/formats/docx/note.png" id="62" name="Picture"/>
+                          <pic:cNvPr descr="/opt/quarto/share/formats/docx/note.png" id="51" name="Picture"/>
                           <pic:cNvPicPr>
                             <a:picLocks noChangeArrowheads="1" noChangeAspect="1"/>
                           </pic:cNvPicPr>
                         </pic:nvPicPr>
                         <pic:blipFill>
-                          <a:blip r:embed="rId60"/>
+                          <a:blip r:embed="rId49"/>
                           <a:stretch>
                             <a:fillRect/>
                           </a:stretch>
@@ -1428,8 +1428,8 @@
         </w:tc>
       </w:tr>
     </w:tbl>
-    <w:bookmarkEnd w:id="63"/>
-    <w:bookmarkStart w:id="64" w:name="X400d60577eed3fef5047bbfd6c28353d5ad86df"/>
+    <w:bookmarkEnd w:id="52"/>
+    <w:bookmarkStart w:id="53" w:name="X400d60577eed3fef5047bbfd6c28353d5ad86df"/>
     <w:p>
       <w:pPr>
         <w:pStyle w:val="Heading3"/>
@@ -1446,9 +1446,9 @@
         <w:t xml:space="preserve">To be discussed (and decided upon!) in class on a per-assignment basis.</w:t>
       </w:r>
     </w:p>
-    <w:bookmarkEnd w:id="64"/>
-    <w:bookmarkEnd w:id="65"/>
-    <w:bookmarkStart w:id="67" w:name="learning-objective-assessment"/>
+    <w:bookmarkEnd w:id="53"/>
+    <w:bookmarkEnd w:id="54"/>
+    <w:bookmarkStart w:id="56" w:name="learning-objective-assessment"/>
     <w:p>
       <w:pPr>
         <w:pStyle w:val="Heading2"/>
@@ -1457,7 +1457,7 @@
         <w:t xml:space="preserve">📊 Learning Objective Assessment</w:t>
       </w:r>
     </w:p>
-    <w:bookmarkStart w:id="66" w:name="course-assessment-plan"/>
+    <w:bookmarkStart w:id="55" w:name="course-assessment-plan"/>
     <w:p>
       <w:pPr>
         <w:pStyle w:val="Heading3"/>
@@ -1585,9 +1585,9 @@
         </w:tc>
       </w:tr>
     </w:tbl>
-    <w:bookmarkEnd w:id="66"/>
-    <w:bookmarkEnd w:id="67"/>
-    <w:bookmarkStart w:id="68" w:name="course-schedule"/>
+    <w:bookmarkEnd w:id="55"/>
+    <w:bookmarkEnd w:id="56"/>
+    <w:bookmarkStart w:id="57" w:name="course-schedule"/>
     <w:p>
       <w:pPr>
         <w:pStyle w:val="Heading2"/>
@@ -1596,8 +1596,8 @@
         <w:t xml:space="preserve">🗓️ Course Schedule</w:t>
       </w:r>
     </w:p>
-    <w:bookmarkEnd w:id="68"/>
-    <w:bookmarkStart w:id="71" w:name="course-introduction"/>
+    <w:bookmarkEnd w:id="57"/>
+    <w:bookmarkStart w:id="60" w:name="course-introduction"/>
     <w:p>
       <w:pPr>
         <w:pStyle w:val="Heading2"/>
@@ -1699,7 +1699,7 @@
               <w:pStyle w:val="Compact"/>
               <w:jc w:val="left"/>
             </w:pPr>
-            <w:hyperlink r:id="rId69">
+            <w:hyperlink r:id="rId58">
               <w:r>
                 <w:rPr>
                   <w:rStyle w:val="Hyperlink"/>
@@ -1746,7 +1746,7 @@
               <w:pStyle w:val="Compact"/>
               <w:jc w:val="left"/>
             </w:pPr>
-            <w:hyperlink r:id="rId70">
+            <w:hyperlink r:id="rId59">
               <w:r>
                 <w:rPr>
                   <w:rStyle w:val="Hyperlink"/>
@@ -1758,8 +1758,8 @@
         </w:tc>
       </w:tr>
     </w:tbl>
-    <w:bookmarkEnd w:id="71"/>
-    <w:bookmarkStart w:id="76" w:name="unit-i-philosophy"/>
+    <w:bookmarkEnd w:id="60"/>
+    <w:bookmarkStart w:id="65" w:name="unit-i-philosophy"/>
     <w:p>
       <w:pPr>
         <w:pStyle w:val="Heading2"/>
@@ -1880,7 +1880,7 @@
             <w:r>
               <w:t xml:space="preserve"> </w:t>
             </w:r>
-            <w:hyperlink r:id="rId72">
+            <w:hyperlink r:id="rId61">
               <w:r>
                 <w:rPr>
                   <w:rStyle w:val="Hyperlink"/>
@@ -1927,7 +1927,7 @@
               <w:pStyle w:val="Compact"/>
               <w:jc w:val="left"/>
             </w:pPr>
-            <w:hyperlink r:id="rId73">
+            <w:hyperlink r:id="rId62">
               <w:r>
                 <w:rPr>
                   <w:rStyle w:val="Hyperlink"/>
@@ -1974,7 +1974,7 @@
               <w:pStyle w:val="Compact"/>
               <w:jc w:val="left"/>
             </w:pPr>
-            <w:hyperlink r:id="rId74">
+            <w:hyperlink r:id="rId63">
               <w:r>
                 <w:rPr>
                   <w:rStyle w:val="Hyperlink"/>
@@ -2021,7 +2021,7 @@
               <w:pStyle w:val="Compact"/>
               <w:jc w:val="left"/>
             </w:pPr>
-            <w:hyperlink r:id="rId75">
+            <w:hyperlink r:id="rId64">
               <w:r>
                 <w:rPr>
                   <w:rStyle w:val="Hyperlink"/>
@@ -2035,8 +2035,8 @@
         </w:tc>
       </w:tr>
     </w:tbl>
-    <w:bookmarkEnd w:id="76"/>
-    <w:bookmarkStart w:id="81" w:name="unit-ii-technology"/>
+    <w:bookmarkEnd w:id="65"/>
+    <w:bookmarkStart w:id="70" w:name="unit-ii-technology"/>
     <w:p>
       <w:pPr>
         <w:pStyle w:val="Heading2"/>
@@ -2157,7 +2157,7 @@
             <w:r>
               <w:t xml:space="preserve"> </w:t>
             </w:r>
-            <w:hyperlink r:id="rId77">
+            <w:hyperlink r:id="rId66">
               <w:r>
                 <w:rPr>
                   <w:rStyle w:val="Hyperlink"/>
@@ -2204,7 +2204,7 @@
               <w:pStyle w:val="Compact"/>
               <w:jc w:val="left"/>
             </w:pPr>
-            <w:hyperlink r:id="rId78">
+            <w:hyperlink r:id="rId67">
               <w:r>
                 <w:rPr>
                   <w:rStyle w:val="Hyperlink"/>
@@ -2251,7 +2251,7 @@
               <w:pStyle w:val="Compact"/>
               <w:jc w:val="left"/>
             </w:pPr>
-            <w:hyperlink r:id="rId79">
+            <w:hyperlink r:id="rId68">
               <w:r>
                 <w:rPr>
                   <w:rStyle w:val="Hyperlink"/>
@@ -2298,7 +2298,7 @@
               <w:pStyle w:val="Compact"/>
               <w:jc w:val="left"/>
             </w:pPr>
-            <w:hyperlink r:id="rId80">
+            <w:hyperlink r:id="rId69">
               <w:r>
                 <w:rPr>
                   <w:rStyle w:val="Hyperlink"/>
@@ -2312,8 +2312,8 @@
         </w:tc>
       </w:tr>
     </w:tbl>
-    <w:bookmarkEnd w:id="81"/>
-    <w:bookmarkStart w:id="86" w:name="unit-iii-business"/>
+    <w:bookmarkEnd w:id="70"/>
+    <w:bookmarkStart w:id="75" w:name="unit-iii-business"/>
     <w:p>
       <w:pPr>
         <w:pStyle w:val="Heading2"/>
@@ -2434,7 +2434,7 @@
             <w:r>
               <w:t xml:space="preserve"> </w:t>
             </w:r>
-            <w:hyperlink r:id="rId82">
+            <w:hyperlink r:id="rId71">
               <w:r>
                 <w:rPr>
                   <w:rStyle w:val="Hyperlink"/>
@@ -2481,7 +2481,7 @@
               <w:pStyle w:val="Compact"/>
               <w:jc w:val="left"/>
             </w:pPr>
-            <w:hyperlink r:id="rId83">
+            <w:hyperlink r:id="rId72">
               <w:r>
                 <w:rPr>
                   <w:rStyle w:val="Hyperlink"/>
@@ -2528,7 +2528,7 @@
               <w:pStyle w:val="Compact"/>
               <w:jc w:val="left"/>
             </w:pPr>
-            <w:hyperlink r:id="rId84">
+            <w:hyperlink r:id="rId73">
               <w:r>
                 <w:rPr>
                   <w:rStyle w:val="Hyperlink"/>
@@ -2590,7 +2590,7 @@
               <w:pStyle w:val="Compact"/>
               <w:jc w:val="left"/>
             </w:pPr>
-            <w:hyperlink r:id="rId85">
+            <w:hyperlink r:id="rId74">
               <w:r>
                 <w:rPr>
                   <w:rStyle w:val="Hyperlink"/>
@@ -2604,8 +2604,8 @@
         </w:tc>
       </w:tr>
     </w:tbl>
-    <w:bookmarkEnd w:id="86"/>
-    <w:bookmarkStart w:id="91" w:name="unit-iv-geopolitics"/>
+    <w:bookmarkEnd w:id="75"/>
+    <w:bookmarkStart w:id="80" w:name="unit-iv-geopolitics"/>
     <w:p>
       <w:pPr>
         <w:pStyle w:val="Heading2"/>
@@ -2713,7 +2713,7 @@
               <w:pStyle w:val="Compact"/>
               <w:jc w:val="left"/>
             </w:pPr>
-            <w:hyperlink r:id="rId87">
+            <w:hyperlink r:id="rId76">
               <w:r>
                 <w:rPr>
                   <w:rStyle w:val="Hyperlink"/>
@@ -2775,7 +2775,7 @@
             <w:r>
               <w:t xml:space="preserve"> </w:t>
             </w:r>
-            <w:hyperlink r:id="rId88">
+            <w:hyperlink r:id="rId77">
               <w:r>
                 <w:rPr>
                   <w:rStyle w:val="Hyperlink"/>
@@ -2822,7 +2822,7 @@
               <w:pStyle w:val="Compact"/>
               <w:jc w:val="left"/>
             </w:pPr>
-            <w:hyperlink r:id="rId89">
+            <w:hyperlink r:id="rId78">
               <w:r>
                 <w:rPr>
                   <w:rStyle w:val="Hyperlink"/>
@@ -2869,7 +2869,7 @@
               <w:pStyle w:val="Compact"/>
               <w:jc w:val="left"/>
             </w:pPr>
-            <w:hyperlink r:id="rId90">
+            <w:hyperlink r:id="rId79">
               <w:r>
                 <w:rPr>
                   <w:rStyle w:val="Hyperlink"/>
@@ -2883,8 +2883,8 @@
         </w:tc>
       </w:tr>
     </w:tbl>
-    <w:bookmarkEnd w:id="91"/>
-    <w:bookmarkStart w:id="93" w:name="unit-v-policy"/>
+    <w:bookmarkEnd w:id="80"/>
+    <w:bookmarkStart w:id="85" w:name="unit-v-government"/>
     <w:p>
       <w:pPr>
         <w:pStyle w:val="Heading2"/>
@@ -2900,7 +2900,7 @@
           <w:i/>
           <w:iCs/>
         </w:rPr>
-        <w:t xml:space="preserve">Policy</w:t>
+        <w:t xml:space="preserve">Government</w:t>
       </w:r>
     </w:p>
     <w:tbl>
@@ -3005,7 +3005,7 @@
             <w:r>
               <w:t xml:space="preserve"> </w:t>
             </w:r>
-            <w:hyperlink r:id="rId92">
+            <w:hyperlink r:id="rId81">
               <w:r>
                 <w:rPr>
                   <w:rStyle w:val="Hyperlink"/>
@@ -3052,7 +3052,7 @@
               <w:pStyle w:val="Compact"/>
               <w:jc w:val="left"/>
             </w:pPr>
-            <w:hyperlink r:id="rId92">
+            <w:hyperlink r:id="rId82">
               <w:r>
                 <w:rPr>
                   <w:rStyle w:val="Hyperlink"/>
@@ -3099,12 +3099,12 @@
               <w:pStyle w:val="Compact"/>
               <w:jc w:val="left"/>
             </w:pPr>
-            <w:hyperlink r:id="rId92">
+            <w:hyperlink r:id="rId83">
               <w:r>
                 <w:rPr>
                   <w:rStyle w:val="Hyperlink"/>
                 </w:rPr>
-                <w:t xml:space="preserve">Democracy &amp; AI</w:t>
+                <w:t xml:space="preserve">Democracy &amp; Authoritarianism</w:t>
               </w:r>
             </w:hyperlink>
           </w:p>
@@ -3146,7 +3146,7 @@
               <w:pStyle w:val="Compact"/>
               <w:jc w:val="left"/>
             </w:pPr>
-            <w:hyperlink r:id="rId92">
+            <w:hyperlink r:id="rId84">
               <w:r>
                 <w:rPr>
                   <w:rStyle w:val="Hyperlink"/>
@@ -3160,8 +3160,8 @@
         </w:tc>
       </w:tr>
     </w:tbl>
-    <w:bookmarkEnd w:id="93"/>
-    <w:bookmarkStart w:id="94" w:name="unit-vi-humanity"/>
+    <w:bookmarkEnd w:id="85"/>
+    <w:bookmarkStart w:id="90" w:name="unit-vi-humanity"/>
     <w:p>
       <w:pPr>
         <w:pStyle w:val="Heading2"/>
@@ -3282,7 +3282,7 @@
             <w:r>
               <w:t xml:space="preserve"> </w:t>
             </w:r>
-            <w:hyperlink r:id="rId92">
+            <w:hyperlink r:id="rId86">
               <w:r>
                 <w:rPr>
                   <w:rStyle w:val="Hyperlink"/>
@@ -3329,12 +3329,12 @@
               <w:pStyle w:val="Compact"/>
               <w:jc w:val="left"/>
             </w:pPr>
-            <w:hyperlink r:id="rId92">
+            <w:hyperlink r:id="rId87">
               <w:r>
                 <w:rPr>
                   <w:rStyle w:val="Hyperlink"/>
                 </w:rPr>
-                <w:t xml:space="preserve">Authoritarianism and AI</w:t>
+                <w:t xml:space="preserve">Alignment</w:t>
               </w:r>
             </w:hyperlink>
           </w:p>
@@ -3376,7 +3376,7 @@
               <w:pStyle w:val="Compact"/>
               <w:jc w:val="left"/>
             </w:pPr>
-            <w:hyperlink r:id="rId92">
+            <w:hyperlink r:id="rId88">
               <w:r>
                 <w:rPr>
                   <w:rStyle w:val="Hyperlink"/>
@@ -3423,7 +3423,7 @@
               <w:pStyle w:val="Compact"/>
               <w:jc w:val="left"/>
             </w:pPr>
-            <w:hyperlink r:id="rId92">
+            <w:hyperlink r:id="rId89">
               <w:r>
                 <w:rPr>
                   <w:rStyle w:val="Hyperlink"/>
@@ -3437,8 +3437,8 @@
         </w:tc>
       </w:tr>
     </w:tbl>
-    <w:bookmarkEnd w:id="94"/>
-    <w:bookmarkStart w:id="95" w:name="project-presentations"/>
+    <w:bookmarkEnd w:id="90"/>
+    <w:bookmarkStart w:id="93" w:name="project-presentations"/>
     <w:p>
       <w:pPr>
         <w:pStyle w:val="Heading2"/>
@@ -3454,7 +3454,8 @@
     <w:tbl>
       <w:tblPr>
         <w:tblStyle w:val="Table"/>
-        <w:tblW w:type="auto" w:w="0"/>
+        <w:tblW w:type="pct" w:w="5000"/>
+        <w:tblLayout w:type="fixed"/>
         <w:tblLook w:firstRow="1" w:lastRow="0" w:firstColumn="0" w:lastColumn="0" w:noHBand="0" w:noVBand="0" w:val="0020"/>
       </w:tblPr>
       <w:tblGrid>
@@ -3539,7 +3540,7 @@
               <w:pStyle w:val="Compact"/>
               <w:jc w:val="left"/>
             </w:pPr>
-            <w:hyperlink r:id="rId92">
+            <w:hyperlink r:id="rId91">
               <w:r>
                 <w:rPr>
                   <w:rStyle w:val="Hyperlink"/>
@@ -3644,8 +3645,8 @@
         <w:t xml:space="preserve">- lecture day; no student discussion leader</w:t>
       </w:r>
     </w:p>
-    <w:bookmarkEnd w:id="95"/>
-    <w:bookmarkStart w:id="103" w:name="notes"/>
+    <w:bookmarkEnd w:id="93"/>
+    <w:bookmarkStart w:id="101" w:name="notes"/>
     <w:p>
       <w:pPr>
         <w:pStyle w:val="Heading2"/>
@@ -3654,7 +3655,7 @@
         <w:t xml:space="preserve">🗒️ Notes</w:t>
       </w:r>
     </w:p>
-    <w:bookmarkStart w:id="96" w:name="a-note-on-readings"/>
+    <w:bookmarkStart w:id="94" w:name="a-note-on-readings"/>
     <w:p>
       <w:pPr>
         <w:pStyle w:val="Heading3"/>
@@ -3707,8 +3708,8 @@
         <w:t xml:space="preserve">are expected to read or listen to the primary source(s), scan secondary readings, and select one or more of the secondary or background readings to read in further depth, as well.</w:t>
       </w:r>
     </w:p>
-    <w:bookmarkEnd w:id="96"/>
-    <w:bookmarkStart w:id="102" w:name="digital-access-to-readings"/>
+    <w:bookmarkEnd w:id="94"/>
+    <w:bookmarkStart w:id="100" w:name="digital-access-to-readings"/>
     <w:p>
       <w:pPr>
         <w:pStyle w:val="Heading3"/>
@@ -3735,7 +3736,7 @@
       <w:r>
         <w:t xml:space="preserve"> </w:t>
       </w:r>
-      <w:hyperlink r:id="rId97">
+      <w:hyperlink r:id="rId95">
         <w:r>
           <w:rPr>
             <w:rStyle w:val="Hyperlink"/>
@@ -3751,7 +3752,7 @@
       <w:r>
         <w:t xml:space="preserve"> </w:t>
       </w:r>
-      <w:hyperlink r:id="rId98">
+      <w:hyperlink r:id="rId96">
         <w:r>
           <w:rPr>
             <w:rStyle w:val="Hyperlink"/>
@@ -3767,7 +3768,7 @@
       <w:r>
         <w:t xml:space="preserve"> </w:t>
       </w:r>
-      <w:hyperlink r:id="rId99">
+      <w:hyperlink r:id="rId97">
         <w:r>
           <w:rPr>
             <w:rStyle w:val="Hyperlink"/>
@@ -3783,7 +3784,7 @@
       <w:r>
         <w:t xml:space="preserve"> </w:t>
       </w:r>
-      <w:hyperlink r:id="rId100">
+      <w:hyperlink r:id="rId98">
         <w:r>
           <w:rPr>
             <w:rStyle w:val="Hyperlink"/>
@@ -3799,7 +3800,7 @@
       <w:r>
         <w:t xml:space="preserve"> </w:t>
       </w:r>
-      <w:hyperlink r:id="rId101">
+      <w:hyperlink r:id="rId99">
         <w:r>
           <w:rPr>
             <w:rStyle w:val="Hyperlink"/>
@@ -3813,9 +3814,9 @@
         <w:t xml:space="preserve">. Click through and make sure you set up your access to each publication so you can read the articles when assigned.</w:t>
       </w:r>
     </w:p>
-    <w:bookmarkEnd w:id="102"/>
-    <w:bookmarkEnd w:id="103"/>
-    <w:bookmarkStart w:id="135" w:name="campus-academic-resources-policies"/>
+    <w:bookmarkEnd w:id="100"/>
+    <w:bookmarkEnd w:id="101"/>
+    <w:bookmarkStart w:id="133" w:name="campus-academic-resources-policies"/>
     <w:p>
       <w:pPr>
         <w:pStyle w:val="Heading2"/>
@@ -3834,7 +3835,7 @@
       <w:r>
         <w:t xml:space="preserve"> </w:t>
       </w:r>
-      <w:hyperlink r:id="rId104">
+      <w:hyperlink r:id="rId102">
         <w:r>
           <w:rPr>
             <w:rStyle w:val="Hyperlink"/>
@@ -3846,7 +3847,7 @@
         <w:t xml:space="preserve">.</w:t>
       </w:r>
     </w:p>
-    <w:bookmarkStart w:id="105" w:name="academic-drop-deadline"/>
+    <w:bookmarkStart w:id="103" w:name="academic-drop-deadline"/>
     <w:p>
       <w:pPr>
         <w:pStyle w:val="Heading3"/>
@@ -3860,35 +3861,11 @@
         <w:pStyle w:val="FirstParagraph"/>
       </w:pPr>
       <w:r>
-        <w:t xml:space="preserve">As part of our efforts to track satisfactory academic progress, the Academic Drop Deadline and the Financial Drop Deadline will both occur on September 15, 2025, for the fall semester and February 2, 2026, for the spring semester. Students may still withdraw from courses after these deadlines; this would place a</w:t>
-      </w:r>
-      <w:r>
-        <w:t xml:space="preserve"> </w:t>
-      </w:r>
-      <w:r>
-        <w:t xml:space="preserve">‘WD’</w:t>
-      </w:r>
-      <w:r>
-        <w:t xml:space="preserve"> </w:t>
-      </w:r>
-      <w:r>
-        <w:t xml:space="preserve">grade on their transcripts. Students enrolled in</w:t>
-      </w:r>
-      <w:r>
-        <w:t xml:space="preserve"> </w:t>
-      </w:r>
-      <w:r>
-        <w:t xml:space="preserve">“flex”</w:t>
-      </w:r>
-      <w:r>
-        <w:t xml:space="preserve"> </w:t>
-      </w:r>
-      <w:r>
-        <w:t xml:space="preserve">classes (Flexibly formatted classes) have different deadlines and will need to check MySlice for the Academic and Financial Drop deadlines that pertain to their class.</w:t>
-      </w:r>
-    </w:p>
-    <w:bookmarkEnd w:id="105"/>
-    <w:bookmarkStart w:id="108" w:name="academic-integrity"/>
+        <w:t xml:space="preserve">As part of our efforts to track satisfactory academic progress, the Academic Drop Deadline and the Financial Drop Deadline will both occur on September 15, 2025, for the fall semester and February 2, 2026, for the spring semester. Students may still withdraw from courses after these deadlines; this would place a ‘WD’ grade on their transcripts. Students enrolled in “flex” classes (Flexibly formatted classes) have different deadlines and will need to check MySlice for the Academic and Financial Drop deadlines that pertain to their class.</w:t>
+      </w:r>
+    </w:p>
+    <w:bookmarkEnd w:id="103"/>
+    <w:bookmarkStart w:id="106" w:name="academic-integrity"/>
     <w:p>
       <w:pPr>
         <w:pStyle w:val="Heading3"/>
@@ -3907,7 +3884,7 @@
       <w:r>
         <w:t xml:space="preserve"> </w:t>
       </w:r>
-      <w:hyperlink r:id="rId106">
+      <w:hyperlink r:id="rId104">
         <w:r>
           <w:rPr>
             <w:rStyle w:val="Hyperlink"/>
@@ -3924,7 +3901,7 @@
       <w:r>
         <w:t xml:space="preserve"> </w:t>
       </w:r>
-      <w:hyperlink r:id="rId107">
+      <w:hyperlink r:id="rId105">
         <w:r>
           <w:rPr>
             <w:rStyle w:val="Hyperlink"/>
@@ -3955,8 +3932,8 @@
         <w:t xml:space="preserve">Students found in violation of the policy are subject to grade sanctions determined by the course instructor and non-grade sanctions determined by the School or College where the course is offered. Students may not drop or withdraw from courses in which they face a suspected violation. Any established violation in this course may result in course failure regardless of violation level.</w:t>
       </w:r>
     </w:p>
-    <w:bookmarkEnd w:id="108"/>
-    <w:bookmarkStart w:id="110" w:name="artificial-intelligence"/>
+    <w:bookmarkEnd w:id="106"/>
+    <w:bookmarkStart w:id="108" w:name="artificial-intelligence"/>
     <w:p>
       <w:pPr>
         <w:pStyle w:val="Heading3"/>
@@ -3999,7 +3976,7 @@
       <w:r>
         <w:t xml:space="preserve"> </w:t>
       </w:r>
-      <w:hyperlink r:id="rId109">
+      <w:hyperlink r:id="rId107">
         <w:r>
           <w:rPr>
             <w:rStyle w:val="Hyperlink"/>
@@ -4019,8 +3996,8 @@
         <w:t xml:space="preserve">I, as the instructor, may use generative AI tools to help develop course materials. When I do, I take full responsibility for reviewing and verifying all AI-generated content to ensure it is accurate, appropriate and aligned with our learning objectives. All final course materials represent my professional judgment about what will best support your learning.</w:t>
       </w:r>
     </w:p>
-    <w:bookmarkEnd w:id="110"/>
-    <w:bookmarkStart w:id="111" w:name="academic-integrity-online"/>
+    <w:bookmarkEnd w:id="108"/>
+    <w:bookmarkStart w:id="109" w:name="academic-integrity-online"/>
     <w:p>
       <w:pPr>
         <w:pStyle w:val="Heading3"/>
@@ -4045,8 +4022,8 @@
         <w:t xml:space="preserve">Using websites that charge fees or require uploading of course material (e.g., Chegg, Course Hero) to obtain exam solutions or assignments completed by others and present the work as your own violates academic integrity expectations in this course and may be classified as a Level 3 violation, resulting in suspension or expulsion from Syracuse University.</w:t>
       </w:r>
     </w:p>
-    <w:bookmarkEnd w:id="111"/>
-    <w:bookmarkStart w:id="115" w:name="attendance-policy"/>
+    <w:bookmarkEnd w:id="109"/>
+    <w:bookmarkStart w:id="113" w:name="attendance-policy"/>
     <w:p>
       <w:pPr>
         <w:pStyle w:val="Heading3"/>
@@ -4067,7 +4044,7 @@
       <w:pPr>
         <w:pStyle w:val="BodyText"/>
       </w:pPr>
-      <w:hyperlink r:id="rId112">
+      <w:hyperlink r:id="rId110">
         <w:r>
           <w:rPr>
             <w:rStyle w:val="Hyperlink"/>
@@ -4078,7 +4055,7 @@
       <w:r>
         <w:t xml:space="preserve"> </w:t>
       </w:r>
-      <w:hyperlink r:id="rId113">
+      <w:hyperlink r:id="rId111">
         <w:r>
           <w:rPr>
             <w:rStyle w:val="Hyperlink"/>
@@ -4092,19 +4069,7 @@
         <w:pStyle w:val="BodyText"/>
       </w:pPr>
       <w:r>
-        <w:t xml:space="preserve">If a student is unable to participate in-person or virtually for an extended period of time (48 hours or more), the student may request an absence notification from their home school/college Dean’s Office or through Student Outreach and Support office. Instructors will be notified via the</w:t>
-      </w:r>
-      <w:r>
-        <w:t xml:space="preserve"> </w:t>
-      </w:r>
-      <w:r>
-        <w:t xml:space="preserve">“Absence Notification”</w:t>
-      </w:r>
-      <w:r>
-        <w:t xml:space="preserve"> </w:t>
-      </w:r>
-      <w:r>
-        <w:t xml:space="preserve">flag in Orange SUccess.</w:t>
+        <w:t xml:space="preserve">If a student is unable to participate in-person or virtually for an extended period of time (48 hours or more), the student may request an absence notification from their home school/college Dean’s Office or through Student Outreach and Support office. Instructors will be notified via the “Absence Notification” flag in Orange SUccess.</w:t>
       </w:r>
     </w:p>
     <w:p>
@@ -4125,7 +4090,7 @@
       <w:r>
         <w:t xml:space="preserve"> </w:t>
       </w:r>
-      <w:hyperlink r:id="rId114">
+      <w:hyperlink r:id="rId112">
         <w:r>
           <w:rPr>
             <w:rStyle w:val="Hyperlink"/>
@@ -4137,8 +4102,8 @@
         <w:t xml:space="preserve">.</w:t>
       </w:r>
     </w:p>
-    <w:bookmarkEnd w:id="115"/>
-    <w:bookmarkStart w:id="119" w:name="blackboard-1"/>
+    <w:bookmarkEnd w:id="113"/>
+    <w:bookmarkStart w:id="117" w:name="blackboard-1"/>
     <w:p>
       <w:pPr>
         <w:pStyle w:val="Heading3"/>
@@ -4165,7 +4130,7 @@
       <w:r>
         <w:t xml:space="preserve"> </w:t>
       </w:r>
-      <w:hyperlink r:id="rId116">
+      <w:hyperlink r:id="rId114">
         <w:r>
           <w:rPr>
             <w:rStyle w:val="Hyperlink"/>
@@ -4179,7 +4144,7 @@
       <w:r>
         <w:t xml:space="preserve"> </w:t>
       </w:r>
-      <w:hyperlink r:id="rId117">
+      <w:hyperlink r:id="rId115">
         <w:r>
           <w:rPr>
             <w:rStyle w:val="Hyperlink"/>
@@ -4193,7 +4158,7 @@
       <w:r>
         <w:t xml:space="preserve"> </w:t>
       </w:r>
-      <w:hyperlink r:id="rId118">
+      <w:hyperlink r:id="rId116">
         <w:r>
           <w:rPr>
             <w:rStyle w:val="Hyperlink"/>
@@ -4205,8 +4170,8 @@
         <w:t xml:space="preserve">.</w:t>
       </w:r>
     </w:p>
-    <w:bookmarkEnd w:id="119"/>
-    <w:bookmarkStart w:id="121" w:name="discrimination-and-harassment"/>
+    <w:bookmarkEnd w:id="117"/>
+    <w:bookmarkStart w:id="119" w:name="discrimination-and-harassment"/>
     <w:p>
       <w:pPr>
         <w:pStyle w:val="Heading3"/>
@@ -4233,7 +4198,7 @@
       <w:r>
         <w:t xml:space="preserve"> </w:t>
       </w:r>
-      <w:hyperlink r:id="rId120">
+      <w:hyperlink r:id="rId118">
         <w:r>
           <w:rPr>
             <w:rStyle w:val="Hyperlink"/>
@@ -4245,8 +4210,8 @@
         <w:t xml:space="preserve">; or by telephone: 315-443-4018.</w:t>
       </w:r>
     </w:p>
-    <w:bookmarkEnd w:id="121"/>
-    <w:bookmarkStart w:id="122" w:name="diversity"/>
+    <w:bookmarkEnd w:id="119"/>
+    <w:bookmarkStart w:id="120" w:name="diversity"/>
     <w:p>
       <w:pPr>
         <w:pStyle w:val="Heading3"/>
@@ -4263,8 +4228,8 @@
         <w:t xml:space="preserve">It is the intent of this course for students from all diverse backgrounds and perspectives to be well served by this course, that students’ learning needs be addressed both in and out of class, and that the diversity that students bring to this class be viewed as a resource, strength, and benefit. It is also critical to present materials and activities that are respectful of diversity: gender, sexuality, disability, age, socioeconomic status, ethnicity, race, and culture. Your suggestions are encouraged and appreciated. Please let your instructor know ways to improve the effectiveness of the course for you personally or for other students or student groups.</w:t>
       </w:r>
     </w:p>
-    <w:bookmarkEnd w:id="122"/>
-    <w:bookmarkStart w:id="124" w:name="disability"/>
+    <w:bookmarkEnd w:id="120"/>
+    <w:bookmarkStart w:id="122" w:name="disability"/>
     <w:p>
       <w:pPr>
         <w:pStyle w:val="Heading3"/>
@@ -4291,7 +4256,7 @@
       <w:r>
         <w:t xml:space="preserve"> </w:t>
       </w:r>
-      <w:hyperlink r:id="rId123">
+      <w:hyperlink r:id="rId121">
         <w:r>
           <w:rPr>
             <w:rStyle w:val="Hyperlink"/>
@@ -4314,8 +4279,8 @@
         <w:t xml:space="preserve">CDR is responsible for coordinating disability-related academic accommodations and will work with the student to develop an access plan. Since academic accommodations are generally not provided retroactively, please contact CDR as soon as possible to initiate this process.</w:t>
       </w:r>
     </w:p>
-    <w:bookmarkEnd w:id="124"/>
-    <w:bookmarkStart w:id="126" w:name="faith-and-religious-accommodations"/>
+    <w:bookmarkEnd w:id="122"/>
+    <w:bookmarkStart w:id="124" w:name="faith-and-religious-accommodations"/>
     <w:p>
       <w:pPr>
         <w:pStyle w:val="Heading3"/>
@@ -4328,7 +4293,7 @@
       <w:pPr>
         <w:pStyle w:val="FirstParagraph"/>
       </w:pPr>
-      <w:hyperlink r:id="rId125">
+      <w:hyperlink r:id="rId123">
         <w:r>
           <w:rPr>
             <w:rStyle w:val="Hyperlink"/>
@@ -4343,8 +4308,8 @@
         <w:t xml:space="preserve">recognizes the diversity of faiths represented in the campus community and protects the rights of students, faculty, and staff to observe religious holy days according to their traditions. Under the policy, students are given an opportunity to make up any examination, study, or work requirements that may be missed due to a religious observance, provided they notify their instructors no later than the academic drop deadline. For observances occurring before the drop deadline, notification is required at least two academic days in advance. Students may enter their observances in MySlice under Student Services/Enrollment/My Religious Observances/Add a Notification.</w:t>
       </w:r>
     </w:p>
-    <w:bookmarkEnd w:id="126"/>
-    <w:bookmarkStart w:id="128" w:name="ferpa"/>
+    <w:bookmarkEnd w:id="124"/>
+    <w:bookmarkStart w:id="126" w:name="ferpa"/>
     <w:p>
       <w:pPr>
         <w:pStyle w:val="Heading3"/>
@@ -4363,7 +4328,7 @@
       <w:r>
         <w:t xml:space="preserve"> </w:t>
       </w:r>
-      <w:hyperlink r:id="rId127">
+      <w:hyperlink r:id="rId125">
         <w:r>
           <w:rPr>
             <w:rStyle w:val="Hyperlink"/>
@@ -4378,8 +4343,8 @@
         <w:t xml:space="preserve">or contact the Office of the Registrar (315.443.2422).</w:t>
       </w:r>
     </w:p>
-    <w:bookmarkEnd w:id="128"/>
-    <w:bookmarkStart w:id="130" w:name="health-and-wellness"/>
+    <w:bookmarkEnd w:id="126"/>
+    <w:bookmarkStart w:id="128" w:name="health-and-wellness"/>
     <w:p>
       <w:pPr>
         <w:pStyle w:val="Heading3"/>
@@ -4398,7 +4363,7 @@
       <w:r>
         <w:t xml:space="preserve"> </w:t>
       </w:r>
-      <w:hyperlink r:id="rId129">
+      <w:hyperlink r:id="rId127">
         <w:r>
           <w:rPr>
             <w:rStyle w:val="Hyperlink"/>
@@ -4413,8 +4378,8 @@
         <w:t xml:space="preserve">and seek out support for mental health concerns as needed. Counseling services are available 24/7, 365 days, at 315-443-8000.</w:t>
       </w:r>
     </w:p>
-    <w:bookmarkEnd w:id="130"/>
-    <w:bookmarkStart w:id="132" w:name="orange-alert"/>
+    <w:bookmarkEnd w:id="128"/>
+    <w:bookmarkStart w:id="130" w:name="orange-alert"/>
     <w:p>
       <w:pPr>
         <w:pStyle w:val="Heading3"/>
@@ -4461,7 +4426,7 @@
       <w:r>
         <w:t xml:space="preserve"> </w:t>
       </w:r>
-      <w:hyperlink r:id="rId131">
+      <w:hyperlink r:id="rId129">
         <w:r>
           <w:rPr>
             <w:rStyle w:val="Hyperlink"/>
@@ -4473,8 +4438,8 @@
         <w:t xml:space="preserve">.</w:t>
       </w:r>
     </w:p>
-    <w:bookmarkEnd w:id="132"/>
-    <w:bookmarkStart w:id="134" w:name="syllabus-format-note"/>
+    <w:bookmarkEnd w:id="130"/>
+    <w:bookmarkStart w:id="132" w:name="syllabus-format-note"/>
     <w:p>
       <w:pPr>
         <w:pStyle w:val="Heading3"/>
@@ -4493,7 +4458,7 @@
       <w:r>
         <w:t xml:space="preserve"> </w:t>
       </w:r>
-      <w:hyperlink r:id="rId133">
+      <w:hyperlink r:id="rId131">
         <w:r>
           <w:rPr>
             <w:rStyle w:val="Hyperlink"/>
@@ -4508,8 +4473,8 @@
         <w:t xml:space="preserve">to see the original version and for any changes.</w:t>
       </w:r>
     </w:p>
-    <w:bookmarkEnd w:id="134"/>
-    <w:bookmarkEnd w:id="135"/>
+    <w:bookmarkEnd w:id="132"/>
+    <w:bookmarkEnd w:id="133"/>
     <w:sectPr>
       <w:footnotePr>
         <w:numRestart w:val="eachSect"/>
@@ -4539,7 +4504,7 @@
       </w:r>
     </w:p>
   </w:footnote>
-  <w:footnote w:id="21">
+  <w:footnote w:id="10">
     <w:p>
       <w:pPr>
         <w:pStyle w:val="FootnoteText"/>
@@ -4558,7 +4523,7 @@
       </w:r>
     </w:p>
   </w:footnote>
-  <w:footnote w:id="45">
+  <w:footnote w:id="34">
     <w:p>
       <w:pPr>
         <w:pStyle w:val="FootnoteText"/>
@@ -4577,7 +4542,7 @@
       </w:r>
     </w:p>
   </w:footnote>
-  <w:footnote w:id="46">
+  <w:footnote w:id="35">
     <w:p>
       <w:pPr>
         <w:pStyle w:val="FootnoteText"/>
@@ -4596,7 +4561,7 @@
       </w:r>
     </w:p>
   </w:footnote>
-  <w:footnote w:id="55">
+  <w:footnote w:id="44">
     <w:p>
       <w:pPr>
         <w:pStyle w:val="FootnoteText"/>
@@ -4615,7 +4580,7 @@
       </w:r>
     </w:p>
   </w:footnote>
-  <w:footnote w:id="59">
+  <w:footnote w:id="48">
     <w:p>
       <w:pPr>
         <w:pStyle w:val="FootnoteText"/>
@@ -4995,10 +4960,10 @@
   <w:docDefaults>
     <w:rPrDefault>
       <w:rPr>
-        <w:rFonts w:asciiTheme="minorHAnsi" w:cstheme="minorBidi" w:eastAsiaTheme="minorHAnsi" w:hAnsiTheme="minorHAnsi"/>
+        <w:rFonts w:asciiTheme="minorHAnsi" w:cstheme="minorBidi" w:eastAsiaTheme="minorEastAsia" w:hAnsiTheme="minorHAnsi"/>
         <w:sz w:val="24"/>
         <w:szCs w:val="24"/>
-        <w:lang w:bidi="ar-SA" w:eastAsia="en-US" w:val="en-US"/>
+        <w:lang w:bidi="ar-SA" w:eastAsia="zh-CN" w:val="en-US"/>
       </w:rPr>
     </w:rPrDefault>
     <w:pPrDefault>
@@ -5539,13 +5504,6 @@
       </w:tblCellMar>
     </w:tblPr>
     <w:tblStylePr w:type="firstRow">
-      <w:tblPr>
-        <w:jc w:val="left"/>
-        <w:tblInd w:type="dxa" w:w="0"/>
-      </w:tblPr>
-      <w:trPr>
-        <w:jc w:val="left"/>
-      </w:trPr>
       <w:tcPr>
         <w:tcBorders>
           <w:bottom w:val="single"/>

--- a/syllabus.docx
+++ b/syllabus.docx
@@ -3161,7 +3161,7 @@
       </w:tr>
     </w:tbl>
     <w:bookmarkEnd w:id="85"/>
-    <w:bookmarkStart w:id="90" w:name="unit-vi-humanity"/>
+    <w:bookmarkStart w:id="89" w:name="unit-vi-humanity"/>
     <w:p>
       <w:pPr>
         <w:pStyle w:val="Heading2"/>
@@ -3380,55 +3380,19 @@
               <w:r>
                 <w:rPr>
                   <w:rStyle w:val="Hyperlink"/>
+                  <w:strike/>
                 </w:rPr>
                 <w:t xml:space="preserve">Singularities, xRisk, &amp; AGI</w:t>
               </w:r>
-            </w:hyperlink>
-          </w:p>
-        </w:tc>
-      </w:tr>
-      <w:tr>
-        <w:tc>
-          <w:tcPr/>
-          <w:p>
-            <w:pPr>
-              <w:pStyle w:val="Compact"/>
-              <w:jc w:val="left"/>
-            </w:pPr>
-            <w:r>
-              <w:t xml:space="preserve">13.2</w:t>
-            </w:r>
-          </w:p>
-        </w:tc>
-        <w:tc>
-          <w:tcPr/>
-          <w:p>
-            <w:pPr>
-              <w:pStyle w:val="Compact"/>
-              <w:jc w:val="left"/>
-            </w:pPr>
-            <w:r>
-              <w:rPr>
-                <w:i/>
-                <w:iCs/>
-              </w:rPr>
-              <w:t xml:space="preserve">Apr 16</w:t>
-            </w:r>
-          </w:p>
-        </w:tc>
-        <w:tc>
-          <w:tcPr/>
-          <w:p>
-            <w:pPr>
-              <w:pStyle w:val="Compact"/>
-              <w:jc w:val="left"/>
-            </w:pPr>
-            <w:hyperlink r:id="rId89">
               <w:r>
                 <w:rPr>
                   <w:rStyle w:val="Hyperlink"/>
-                  <w:b/>
-                  <w:bCs/>
+                </w:rPr>
+                <w:t xml:space="preserve"> </w:t>
+              </w:r>
+              <w:r>
+                <w:rPr>
+                  <w:rStyle w:val="Hyperlink"/>
                 </w:rPr>
                 <w:t xml:space="preserve">Debate VI</w:t>
               </w:r>
@@ -3437,7 +3401,7 @@
         </w:tc>
       </w:tr>
     </w:tbl>
-    <w:bookmarkEnd w:id="90"/>
+    <w:bookmarkEnd w:id="89"/>
     <w:bookmarkStart w:id="93" w:name="project-presentations"/>
     <w:p>
       <w:pPr>
@@ -3501,6 +3465,55 @@
             <w:r>
               <w:t xml:space="preserve">Topic</w:t>
             </w:r>
+          </w:p>
+        </w:tc>
+      </w:tr>
+      <w:tr>
+        <w:tc>
+          <w:tcPr/>
+          <w:p>
+            <w:pPr>
+              <w:pStyle w:val="Compact"/>
+              <w:jc w:val="left"/>
+            </w:pPr>
+            <w:r>
+              <w:t xml:space="preserve">13.2</w:t>
+            </w:r>
+          </w:p>
+        </w:tc>
+        <w:tc>
+          <w:tcPr/>
+          <w:p>
+            <w:pPr>
+              <w:pStyle w:val="Compact"/>
+              <w:jc w:val="left"/>
+            </w:pPr>
+            <w:r>
+              <w:rPr>
+                <w:i/>
+                <w:iCs/>
+              </w:rPr>
+              <w:t xml:space="preserve">Apr 16</w:t>
+            </w:r>
+          </w:p>
+        </w:tc>
+        <w:tc>
+          <w:tcPr/>
+          <w:p>
+            <w:pPr>
+              <w:pStyle w:val="Compact"/>
+              <w:jc w:val="left"/>
+            </w:pPr>
+            <w:hyperlink r:id="rId90">
+              <w:r>
+                <w:rPr>
+                  <w:rStyle w:val="Hyperlink"/>
+                  <w:b/>
+                  <w:bCs/>
+                </w:rPr>
+                <w:t xml:space="preserve">Volunteer Presentations</w:t>
+              </w:r>
+            </w:hyperlink>
           </w:p>
         </w:tc>
       </w:tr>

--- a/syllabus.docx
+++ b/syllabus.docx
@@ -2827,7 +2827,7 @@
                 <w:rPr>
                   <w:rStyle w:val="Hyperlink"/>
                 </w:rPr>
-                <w:t xml:space="preserve">Geopolitics</w:t>
+                <w:t xml:space="preserve">Foreign Policy</w:t>
               </w:r>
             </w:hyperlink>
           </w:p>

--- a/syllabus.docx
+++ b/syllabus.docx
@@ -1885,7 +1885,7 @@
                 <w:rPr>
                   <w:rStyle w:val="Hyperlink"/>
                 </w:rPr>
-                <w:t xml:space="preserve">Emergence Phenomena &amp; Systems Thinking</w:t>
+                <w:t xml:space="preserve">Emergent Phenomena &amp; Systems Thinking</w:t>
               </w:r>
             </w:hyperlink>
           </w:p>

--- a/syllabus.docx
+++ b/syllabus.docx
@@ -2827,7 +2827,7 @@
                 <w:rPr>
                   <w:rStyle w:val="Hyperlink"/>
                 </w:rPr>
-                <w:t xml:space="preserve">Foreign Policy</w:t>
+                <w:t xml:space="preserve">International Security</w:t>
               </w:r>
             </w:hyperlink>
           </w:p>
